--- a/vignettes/Model_Specification_Tutorial.docx
+++ b/vignettes/Model_Specification_Tutorial.docx
@@ -7,458 +7,71 @@
         <w:pStyle w:val="Title"/>
       </w:pPr>
       <w:r>
-        <w:t xml:space="preserve">Competency and Evidence Knowledge Model Specification/ Building</w:t>
-      </w:r>
-    </w:p>
-    <w:bookmarkStart w:id="47" w:name="introduction"/>
+        <w:t xml:space="preserve">Competency &amp; Evidence Model Specification</w:t>
+      </w:r>
+    </w:p>
+    <w:bookmarkStart w:id="57" w:name="introduction"/>
     <w:p>
       <w:pPr>
         <w:pStyle w:val="Heading1"/>
       </w:pPr>
       <w:r>
         <w:t xml:space="preserve">Introduction</w:t>
-      </w:r>
-    </w:p>
-    <w:p>
-      <w:pPr>
-        <w:pStyle w:val="FirstParagraph"/>
-      </w:pPr>
-      <w:r>
-        <w:t xml:space="preserve">This tutorial walks through the PGDCM-Cytoscape workflow for visually constructing assessment models. PGDCM aligns closely with the</w:t>
-      </w:r>
-      <w:r>
-        <w:t xml:space="preserve"> </w:t>
-      </w:r>
-      <w:r>
-        <w:rPr>
-          <w:b/>
-          <w:bCs/>
-        </w:rPr>
-        <w:t xml:space="preserve">Evidence-Centered Design (ECD)</w:t>
-      </w:r>
-      <w:r>
-        <w:t xml:space="preserve"> </w:t>
-      </w:r>
-      <w:r>
-        <w:t xml:space="preserve">framework, which uses explicit models to connect what we want to measure with the behaviors we can observe:</w:t>
-      </w:r>
-    </w:p>
-    <w:p>
-      <w:pPr>
-        <w:pStyle w:val="Compact"/>
-        <w:numPr>
-          <w:ilvl w:val="0"/>
-          <w:numId w:val="1001"/>
-        </w:numPr>
-      </w:pPr>
-      <w:r>
-        <w:rPr>
-          <w:b/>
-          <w:bCs/>
-        </w:rPr>
-        <w:t xml:space="preserve">Competency Model (Proficiency Model):</w:t>
-      </w:r>
-      <w:r>
-        <w:t xml:space="preserve"> </w:t>
-      </w:r>
-      <w:r>
-        <w:t xml:space="preserve">Represents the latent (unobservable) knowledge, skills, or attributes we want to measure, and how they relate to one another. In Cytoscape, these are your</w:t>
-      </w:r>
-      <w:r>
-        <w:t xml:space="preserve"> </w:t>
-      </w:r>
-      <w:r>
-        <w:t xml:space="preserve">“Attribute”</w:t>
-      </w:r>
-      <w:r>
-        <w:t xml:space="preserve"> </w:t>
-      </w:r>
-      <w:r>
-        <w:t xml:space="preserve">nodes and the edges between them.</w:t>
-      </w:r>
-    </w:p>
-    <w:p>
-      <w:pPr>
-        <w:pStyle w:val="Compact"/>
-        <w:numPr>
-          <w:ilvl w:val="0"/>
-          <w:numId w:val="1001"/>
-        </w:numPr>
-      </w:pPr>
-      <w:r>
-        <w:rPr>
-          <w:b/>
-          <w:bCs/>
-        </w:rPr>
-        <w:t xml:space="preserve">Evidence Model:</w:t>
-      </w:r>
-      <w:r>
-        <w:t xml:space="preserve"> </w:t>
-      </w:r>
-      <w:r>
-        <w:t xml:space="preserve">Defines how observable behaviors (tasks/items) provide evidence for those underlying competencies. In Cytoscape, these are the edges pointing from</w:t>
-      </w:r>
-      <w:r>
-        <w:t xml:space="preserve"> </w:t>
-      </w:r>
-      <w:r>
-        <w:t xml:space="preserve">“Attribute”</w:t>
-      </w:r>
-      <w:r>
-        <w:t xml:space="preserve"> </w:t>
-      </w:r>
-      <w:r>
-        <w:t xml:space="preserve">nodes to</w:t>
-      </w:r>
-      <w:r>
-        <w:t xml:space="preserve"> </w:t>
-      </w:r>
-      <w:r>
-        <w:t xml:space="preserve">“Task”</w:t>
-      </w:r>
-      <w:r>
-        <w:t xml:space="preserve"> </w:t>
-      </w:r>
-      <w:r>
-        <w:t xml:space="preserve">(Item) nodes.</w:t>
-      </w:r>
-    </w:p>
-    <w:p>
-      <w:pPr>
-        <w:pStyle w:val="FirstParagraph"/>
-      </w:pPr>
-      <w:r>
-        <w:t xml:space="preserve">We cover three common scenarios for getting network data into Cytoscape, editing these models visually, and pulling them back into R.</w:t>
-      </w:r>
-    </w:p>
-    <w:p>
-      <w:pPr>
-        <w:pStyle w:val="BodyText"/>
-      </w:pPr>
-      <w:r>
-        <w:t xml:space="preserve">Before running any script, ensure:</w:t>
-      </w:r>
-    </w:p>
-    <w:p>
-      <w:pPr>
-        <w:pStyle w:val="Compact"/>
-        <w:numPr>
-          <w:ilvl w:val="0"/>
-          <w:numId w:val="1002"/>
-        </w:numPr>
-      </w:pPr>
-      <w:r>
-        <w:rPr>
-          <w:b/>
-          <w:bCs/>
-        </w:rPr>
-        <w:t xml:space="preserve">Cytoscape</w:t>
-      </w:r>
-      <w:r>
-        <w:t xml:space="preserve"> </w:t>
-      </w:r>
-      <w:r>
-        <w:t xml:space="preserve">is open and running on your machine.</w:t>
-      </w:r>
-    </w:p>
-    <w:p>
-      <w:pPr>
-        <w:pStyle w:val="Compact"/>
-        <w:numPr>
-          <w:ilvl w:val="0"/>
-          <w:numId w:val="1002"/>
-        </w:numPr>
-      </w:pPr>
-      <w:r>
-        <w:t xml:space="preserve">Cytoscape is listening on the default port:</w:t>
-      </w:r>
-      <w:r>
-        <w:t xml:space="preserve"> </w:t>
-      </w:r>
-      <w:r>
-        <w:rPr>
-          <w:rStyle w:val="VerbatimChar"/>
-        </w:rPr>
-        <w:t xml:space="preserve">http://localhost:1234/v1</w:t>
-      </w:r>
-      <w:r>
-        <w:t xml:space="preserve">.</w:t>
-      </w:r>
-    </w:p>
-    <w:bookmarkStart w:id="21" w:name="what-is-cytoscape"/>
-    <w:p>
-      <w:pPr>
-        <w:pStyle w:val="Heading2"/>
-      </w:pPr>
-      <w:r>
-        <w:t xml:space="preserve">What is Cytoscape?</w:t>
-      </w:r>
-    </w:p>
-    <w:p>
-      <w:pPr>
-        <w:pStyle w:val="FirstParagraph"/>
-      </w:pPr>
-      <w:hyperlink r:id="rId20">
-        <w:r>
-          <w:rPr>
-            <w:rStyle w:val="Hyperlink"/>
-          </w:rPr>
-          <w:t xml:space="preserve">Cytoscape</w:t>
-        </w:r>
-      </w:hyperlink>
-      <w:r>
-        <w:t xml:space="preserve"> </w:t>
-      </w:r>
-      <w:r>
-        <w:t xml:space="preserve">is an open-source software platform designed for visualizing complex networks and integrating them with attribute data. In the context of PGDCM, we use the</w:t>
-      </w:r>
-      <w:r>
-        <w:t xml:space="preserve"> </w:t>
-      </w:r>
-      <w:r>
-        <w:rPr>
-          <w:rStyle w:val="VerbatimChar"/>
-        </w:rPr>
-        <w:t xml:space="preserve">RCy3</w:t>
-      </w:r>
-      <w:r>
-        <w:t xml:space="preserve"> </w:t>
-      </w:r>
-      <w:r>
-        <w:t xml:space="preserve">package in R to automatically pass our graphmodels (Tasks and Attributes) directly into and from the Cytoscape application. This allows us to visually construct, verify, and document our Evidence and Proficiency models before finalizing them for analysis.</w:t>
-      </w:r>
-    </w:p>
-    <w:bookmarkEnd w:id="21"/>
-    <w:bookmarkStart w:id="26" w:name="X89884c6e2d8bd4b6e890b98ad8941c9271a63d0"/>
-    <w:p>
-      <w:pPr>
-        <w:pStyle w:val="Heading2"/>
-      </w:pPr>
-      <w:r>
-        <w:t xml:space="preserve">Getting Started: Loading the PGDCM Cytoscape Template</w:t>
-      </w:r>
-    </w:p>
-    <w:p>
-      <w:pPr>
-        <w:pStyle w:val="FirstParagraph"/>
-      </w:pPr>
-      <w:r>
-        <w:t xml:space="preserve">To ensure your networks are styled correctly right off the bat, you need to load the custom PGDCM Cytoscape Session template. The</w:t>
-      </w:r>
-      <w:r>
-        <w:t xml:space="preserve"> </w:t>
-      </w:r>
-      <w:r>
-        <w:rPr>
-          <w:rStyle w:val="VerbatimChar"/>
-        </w:rPr>
-        <w:t xml:space="preserve">pgdcm</w:t>
-      </w:r>
-      <w:r>
-        <w:t xml:space="preserve"> </w:t>
-      </w:r>
-      <w:r>
-        <w:t xml:space="preserve">package provides a handy utility function to extract this template directly to your R working directory.</w:t>
-      </w:r>
-    </w:p>
-    <w:p>
-      <w:pPr>
-        <w:pStyle w:val="Compact"/>
-        <w:numPr>
-          <w:ilvl w:val="0"/>
-          <w:numId w:val="1003"/>
-        </w:numPr>
-      </w:pPr>
-      <w:r>
-        <w:t xml:space="preserve">In your R console, run</w:t>
-      </w:r>
-      <w:r>
-        <w:t xml:space="preserve"> </w:t>
-      </w:r>
-      <w:r>
-        <w:rPr>
-          <w:rStyle w:val="VerbatimChar"/>
-        </w:rPr>
-        <w:t xml:space="preserve">get_Cyto_template()</w:t>
-      </w:r>
-      <w:r>
-        <w:t xml:space="preserve"> </w:t>
-      </w:r>
-      <w:r>
-        <w:t xml:space="preserve">to download</w:t>
-      </w:r>
-      <w:r>
-        <w:t xml:space="preserve"> </w:t>
-      </w:r>
-      <w:r>
-        <w:rPr>
-          <w:rStyle w:val="VerbatimChar"/>
-        </w:rPr>
-        <w:t xml:space="preserve">PGDCM_template.cys</w:t>
-      </w:r>
-      <w:r>
-        <w:t xml:space="preserve"> </w:t>
-      </w:r>
-      <w:r>
-        <w:t xml:space="preserve">into your working directory.</w:t>
-      </w:r>
-    </w:p>
-    <w:p>
-      <w:pPr>
-        <w:pStyle w:val="Compact"/>
-        <w:numPr>
-          <w:ilvl w:val="0"/>
-          <w:numId w:val="1003"/>
-        </w:numPr>
-      </w:pPr>
-      <w:r>
-        <w:t xml:space="preserve">Launch Cytoscape.</w:t>
-      </w:r>
-    </w:p>
-    <w:p>
-      <w:pPr>
-        <w:pStyle w:val="Compact"/>
-        <w:numPr>
-          <w:ilvl w:val="0"/>
-          <w:numId w:val="1003"/>
-        </w:numPr>
-      </w:pPr>
-      <w:r>
-        <w:t xml:space="preserve">Go to</w:t>
-      </w:r>
-      <w:r>
-        <w:t xml:space="preserve"> </w:t>
-      </w:r>
-      <w:r>
-        <w:rPr>
-          <w:b/>
-          <w:bCs/>
-        </w:rPr>
-        <w:t xml:space="preserve">File &gt; Import &gt; Network from File..</w:t>
-      </w:r>
-      <w:r>
-        <w:t xml:space="preserve"> </w:t>
-      </w:r>
-      <w:r>
-        <w:t xml:space="preserve">(or press</w:t>
-      </w:r>
-      <w:r>
-        <w:t xml:space="preserve"> </w:t>
-      </w:r>
-      <w:r>
-        <w:rPr>
-          <w:rStyle w:val="VerbatimChar"/>
-        </w:rPr>
-        <w:t xml:space="preserve">Ctrl+L</w:t>
-      </w:r>
-      <w:r>
-        <w:t xml:space="preserve"> </w:t>
-      </w:r>
-      <w:r>
-        <w:t xml:space="preserve">/</w:t>
-      </w:r>
-      <w:r>
-        <w:t xml:space="preserve"> </w:t>
-      </w:r>
-      <w:r>
-        <w:rPr>
-          <w:rStyle w:val="VerbatimChar"/>
-        </w:rPr>
-        <w:t xml:space="preserve">Cmd+L</w:t>
-      </w:r>
-      <w:r>
-        <w:t xml:space="preserve">). (see</w:t>
-      </w:r>
-      <w:r>
-        <w:t xml:space="preserve"> </w:t>
-      </w:r>
-      <w:hyperlink w:anchor="fig-template">
-        <w:r>
-          <w:rPr>
-            <w:rStyle w:val="Hyperlink"/>
-          </w:rPr>
-          <w:t xml:space="preserve">Figure 1</w:t>
-        </w:r>
-      </w:hyperlink>
-      <w:r>
-        <w:t xml:space="preserve">)</w:t>
-      </w:r>
-    </w:p>
-    <w:p>
-      <w:pPr>
-        <w:pStyle w:val="Compact"/>
-        <w:numPr>
-          <w:ilvl w:val="0"/>
-          <w:numId w:val="1003"/>
-        </w:numPr>
-      </w:pPr>
-      <w:r>
-        <w:t xml:space="preserve">Locate and select the</w:t>
-      </w:r>
-      <w:r>
-        <w:t xml:space="preserve"> </w:t>
-      </w:r>
-      <w:r>
-        <w:rPr>
-          <w:rStyle w:val="VerbatimChar"/>
-        </w:rPr>
-        <w:t xml:space="preserve">PGDCM_template.cys</w:t>
-      </w:r>
-      <w:r>
-        <w:t xml:space="preserve"> </w:t>
-      </w:r>
-      <w:r>
-        <w:t xml:space="preserve">file you just downloaded.</w:t>
-      </w:r>
-    </w:p>
-    <w:p>
-      <w:pPr>
-        <w:pStyle w:val="Compact"/>
-        <w:numPr>
-          <w:ilvl w:val="0"/>
-          <w:numId w:val="1003"/>
-        </w:numPr>
-      </w:pPr>
-      <w:r>
-        <w:t xml:space="preserve">Once loaded, Cytoscape will have all our custom Visual Styles ready to go.</w:t>
       </w:r>
     </w:p>
     <w:tbl>
       <w:tblPr>
         <w:tblStyle w:val="Table"/>
-        <w:tblW w:type="pct" w:w="5000"/>
-        <w:tblLayout w:type="fixed"/>
+        <w:tblLook w:firstRow="0" w:lastRow="0" w:firstColumn="0" w:lastColumn="0" w:noHBand="0" w:noVBand="0" w:val="0000"/>
+        <w:tblBorders>
+          <w:top w:val="single" w:sz="4" w:space="0" w:color="00A047"/>
+          <w:left w:val="single" w:sz="24" w:space="0" w:color="00A047"/>
+          <w:bottom w:val="single" w:sz="4" w:space="0" w:color="00A047"/>
+          <w:right w:val="single" w:sz="4" w:space="0" w:color="00A047"/>
+        </w:tblBorders>
+        <w:tblCellMar>
+          <w:left w:w="144" w:type="dxa"/>
+          <w:right w:w="144" w:type="dxa"/>
+        </w:tblCellMar>
         <w:tblLook w:firstRow="0" w:lastRow="0" w:firstColumn="0" w:lastColumn="0" w:noHBand="0" w:noVBand="0" w:val="0000"/>
       </w:tblPr>
-      <w:tblGrid>
-        <w:gridCol w:w="7920"/>
-      </w:tblGrid>
       <w:tr>
+        <w:trPr>
+          <w:cantSplit/>
+        </w:trPr>
         <w:tc>
-          <w:tcPr/>
-          <w:bookmarkStart w:id="25" w:name="fig-template"/>
+          <w:tcPr>
+            <w:shd w:color="auto" w:fill="ccf1e3" w:val="clear"/>
+            <w:tcMar>
+              <w:top w:w="92" w:type="dxa"/>
+              <w:bottom w:w="92" w:type="dxa"/>
+            </w:tcMar>
+          </w:tcPr>
           <w:p>
             <w:pPr>
-              <w:pStyle w:val="Compact"/>
-              <w:jc w:val="center"/>
+              <w:pStyle w:val="FirstParagraph"/>
+            </w:pPr>
+            <w:pPr>
+              <w:spacing w:before="0" w:after="0"/>
+              <w:textAlignment w:val="center"/>
             </w:pPr>
             <w:r>
               <w:drawing>
                 <wp:inline>
-                  <wp:extent cx="5334000" cy="3603722"/>
+                  <wp:extent cx="152400" cy="152400"/>
                   <wp:effectExtent b="0" l="0" r="0" t="0"/>
-                  <wp:docPr descr="" title="" id="23" name="Picture"/>
+                  <wp:docPr descr="" title="" id="21" name="Picture"/>
                   <a:graphic>
                     <a:graphicData uri="http://schemas.openxmlformats.org/drawingml/2006/picture">
                       <pic:pic>
                         <pic:nvPicPr>
-                          <pic:cNvPr descr="./importing_style.png" id="24" name="Picture"/>
+                          <pic:cNvPr descr="/Applications/quarto/share/formats/docx/tip.png" id="22" name="Picture"/>
                           <pic:cNvPicPr>
                             <a:picLocks noChangeArrowheads="1" noChangeAspect="1"/>
                           </pic:cNvPicPr>
                         </pic:nvPicPr>
                         <pic:blipFill>
-                          <a:blip r:embed="rId22"/>
+                          <a:blip r:embed="rId20"/>
                           <a:stretch>
                             <a:fillRect/>
                           </a:stretch>
@@ -466,7 +79,7 @@
                         <pic:spPr bwMode="auto">
                           <a:xfrm>
                             <a:off x="0" y="0"/>
-                            <a:ext cx="5334000" cy="3603722"/>
+                            <a:ext cx="152400" cy="152400"/>
                           </a:xfrm>
                           <a:prstGeom prst="rect">
                             <a:avLst/>
@@ -484,32 +97,128 @@
                 </wp:inline>
               </w:drawing>
             </w:r>
+            <w:r>
+              <w:t xml:space="preserve"> </w:t>
+            </w:r>
+            <w:r>
+              <w:t xml:space="preserve"> </w:t>
+            </w:r>
+            <w:r>
+              <w:t xml:space="preserve">Learning Objectives</w:t>
+            </w:r>
+          </w:p>
+        </w:tc>
+      </w:tr>
+      <w:tr>
+        <w:trPr>
+          <w:cantSplit/>
+        </w:trPr>
+        <w:tc>
+          <w:tcPr>
+            <w:tcMar>
+              <w:top w:w="108" w:type="dxa"/>
+              <w:bottom w:w="108" w:type="dxa"/>
+            </w:tcMar>
+          </w:tcPr>
+          <w:p>
+            <w:pPr>
+              <w:pStyle w:val="BodyText"/>
+            </w:pPr>
+            <w:pPr>
+              <w:spacing w:before="16"/>
+            </w:pPr>
+            <w:r>
+              <w:t xml:space="preserve">By the end of this tutorial, you will be able to:</w:t>
+            </w:r>
           </w:p>
           <w:p>
             <w:pPr>
-              <w:jc w:val="center"/>
+              <w:pStyle w:val="Compact"/>
+              <w:numPr>
+                <w:ilvl w:val="0"/>
+                <w:numId w:val="1001"/>
+              </w:numPr>
             </w:pPr>
+            <w:r>
+              <w:t xml:space="preserve">Understand the two core model components in PGDCM: the</w:t>
+            </w:r>
+            <w:r>
+              <w:t xml:space="preserve"> </w:t>
+            </w:r>
+            <w:r>
+              <w:rPr>
+                <w:b/>
+                <w:bCs/>
+              </w:rPr>
+              <w:t xml:space="preserve">Competency Model</w:t>
+            </w:r>
+            <w:r>
+              <w:t xml:space="preserve"> </w:t>
+            </w:r>
+            <w:r>
+              <w:t xml:space="preserve">and the</w:t>
+            </w:r>
+            <w:r>
+              <w:t xml:space="preserve"> </w:t>
+            </w:r>
+            <w:r>
+              <w:rPr>
+                <w:b/>
+                <w:bCs/>
+              </w:rPr>
+              <w:t xml:space="preserve">Evidence Model</w:t>
+            </w:r>
+            <w:r>
+              <w:t xml:space="preserve">.</w:t>
+            </w:r>
+          </w:p>
+          <w:p>
             <w:pPr>
-              <w:jc w:val="left"/>
-              <w:spacing w:before="200"/>
-              <w:pStyle w:val="ImageCaption"/>
+              <w:pStyle w:val="Compact"/>
+              <w:numPr>
+                <w:ilvl w:val="0"/>
+                <w:numId w:val="1001"/>
+              </w:numPr>
             </w:pPr>
             <w:r>
-              <w:t xml:space="preserve">Figure 1: Importing PGDCM Template</w:t>
+              <w:t xml:space="preserve">Use Cytoscape to visually build, edit, and inspect your assessment network.</w:t>
             </w:r>
           </w:p>
-          <w:bookmarkEnd w:id="25"/>
+          <w:p>
+            <w:pPr>
+              <w:pStyle w:val="Compact"/>
+              <w:numPr>
+                <w:ilvl w:val="0"/>
+                <w:numId w:val="1001"/>
+              </w:numPr>
+            </w:pPr>
+            <w:r>
+              <w:t xml:space="preserve">Push data from R into Cytoscape and pull completed models back into R.</w:t>
+            </w:r>
+          </w:p>
+          <w:p>
+            <w:pPr>
+              <w:pStyle w:val="Compact"/>
+              <w:numPr>
+                <w:ilvl w:val="0"/>
+                <w:numId w:val="1001"/>
+              </w:numPr>
+            </w:pPr>
+            <w:r>
+              <w:t xml:space="preserve">Choose the right workflow (Scenario 1–4) based on the data you already have.</w:t>
+            </w:r>
+          </w:p>
+          <w:p/>
         </w:tc>
       </w:tr>
     </w:tbl>
-    <w:bookmarkEnd w:id="26"/>
-    <w:bookmarkStart w:id="31" w:name="navigating-the-cytoscape-interface"/>
+    <w:bookmarkStart w:id="23" w:name="why-do-i-need-this"/>
     <w:p>
       <w:pPr>
         <w:pStyle w:val="Heading2"/>
       </w:pPr>
       <w:r>
-        <w:t xml:space="preserve">Navigating the Cytoscape Interface</w:t>
+        <w:t xml:space="preserve">Why Do I Need This?</w:t>
       </w:r>
     </w:p>
     <w:p>
@@ -517,7 +226,397 @@
         <w:pStyle w:val="FirstParagraph"/>
       </w:pPr>
       <w:r>
-        <w:t xml:space="preserve">While building PGDCM models, you will primarily interact with three areas in Cytoscape:</w:t>
+        <w:t xml:space="preserve">Imagine you gave a group of students a math test with 10 questions. Some questions require algebra, some require geometry, and some require both. You want to figure out</w:t>
+      </w:r>
+      <w:r>
+        <w:t xml:space="preserve"> </w:t>
+      </w:r>
+      <w:r>
+        <w:rPr>
+          <w:i/>
+          <w:iCs/>
+        </w:rPr>
+        <w:t xml:space="preserve">which skills each student has mastered</w:t>
+      </w:r>
+      <w:r>
+        <w:t xml:space="preserve"> </w:t>
+      </w:r>
+      <w:r>
+        <w:t xml:space="preserve">- not just their total score.</w:t>
+      </w:r>
+    </w:p>
+    <w:p>
+      <w:pPr>
+        <w:pStyle w:val="BodyText"/>
+      </w:pPr>
+      <w:r>
+        <w:t xml:space="preserve">To do that, you need to tell the model two things:</w:t>
+      </w:r>
+    </w:p>
+    <w:p>
+      <w:pPr>
+        <w:pStyle w:val="Compact"/>
+        <w:numPr>
+          <w:ilvl w:val="0"/>
+          <w:numId w:val="1002"/>
+        </w:numPr>
+      </w:pPr>
+      <w:r>
+        <w:rPr>
+          <w:b/>
+          <w:bCs/>
+        </w:rPr>
+        <w:t xml:space="preserve">What skills exist and how they relate to each other</w:t>
+      </w:r>
+      <w:r>
+        <w:t xml:space="preserve"> </w:t>
+      </w:r>
+      <w:r>
+        <w:t xml:space="preserve">- this is the</w:t>
+      </w:r>
+      <w:r>
+        <w:t xml:space="preserve"> </w:t>
+      </w:r>
+      <w:r>
+        <w:rPr>
+          <w:b/>
+          <w:bCs/>
+        </w:rPr>
+        <w:t xml:space="preserve">Competency Model</w:t>
+      </w:r>
+      <w:r>
+        <w:t xml:space="preserve"> </w:t>
+      </w:r>
+      <w:r>
+        <w:t xml:space="preserve">(also called the Proficiency Model).</w:t>
+      </w:r>
+    </w:p>
+    <w:p>
+      <w:pPr>
+        <w:pStyle w:val="Compact"/>
+        <w:numPr>
+          <w:ilvl w:val="0"/>
+          <w:numId w:val="1002"/>
+        </w:numPr>
+      </w:pPr>
+      <w:r>
+        <w:rPr>
+          <w:b/>
+          <w:bCs/>
+        </w:rPr>
+        <w:t xml:space="preserve">Which skills are needed for each test question</w:t>
+      </w:r>
+      <w:r>
+        <w:t xml:space="preserve"> </w:t>
+      </w:r>
+      <w:r>
+        <w:t xml:space="preserve">- this is the</w:t>
+      </w:r>
+      <w:r>
+        <w:t xml:space="preserve"> </w:t>
+      </w:r>
+      <w:r>
+        <w:rPr>
+          <w:b/>
+          <w:bCs/>
+        </w:rPr>
+        <w:t xml:space="preserve">Evidence Model</w:t>
+      </w:r>
+      <w:r>
+        <w:t xml:space="preserve">.</w:t>
+      </w:r>
+    </w:p>
+    <w:p>
+      <w:pPr>
+        <w:pStyle w:val="FirstParagraph"/>
+      </w:pPr>
+      <w:r>
+        <w:t xml:space="preserve">This tutorial shows you how to build both of these models visually using Cytoscape and the</w:t>
+      </w:r>
+      <w:r>
+        <w:t xml:space="preserve"> </w:t>
+      </w:r>
+      <w:r>
+        <w:rPr>
+          <w:rStyle w:val="VerbatimChar"/>
+        </w:rPr>
+        <w:t xml:space="preserve">pgdcm</w:t>
+      </w:r>
+      <w:r>
+        <w:t xml:space="preserve"> </w:t>
+      </w:r>
+      <w:r>
+        <w:t xml:space="preserve">R package.</w:t>
+      </w:r>
+    </w:p>
+    <w:bookmarkEnd w:id="23"/>
+    <w:bookmarkStart w:id="29" w:name="prerequisites"/>
+    <w:p>
+      <w:pPr>
+        <w:pStyle w:val="Heading2"/>
+      </w:pPr>
+      <w:r>
+        <w:t xml:space="preserve">Prerequisites</w:t>
+      </w:r>
+    </w:p>
+    <w:tbl>
+      <w:tblPr>
+        <w:tblStyle w:val="Table"/>
+        <w:tblLook w:firstRow="0" w:lastRow="0" w:firstColumn="0" w:lastColumn="0" w:noHBand="0" w:noVBand="0" w:val="0000"/>
+        <w:tblBorders>
+          <w:top w:val="single" w:sz="4" w:space="0" w:color="EB9113"/>
+          <w:left w:val="single" w:sz="24" w:space="0" w:color="EB9113"/>
+          <w:bottom w:val="single" w:sz="4" w:space="0" w:color="EB9113"/>
+          <w:right w:val="single" w:sz="4" w:space="0" w:color="EB9113"/>
+        </w:tblBorders>
+        <w:tblCellMar>
+          <w:left w:w="144" w:type="dxa"/>
+          <w:right w:w="144" w:type="dxa"/>
+        </w:tblCellMar>
+        <w:tblLook w:firstRow="0" w:lastRow="0" w:firstColumn="0" w:lastColumn="0" w:noHBand="0" w:noVBand="0" w:val="0000"/>
+      </w:tblPr>
+      <w:tr>
+        <w:trPr>
+          <w:cantSplit/>
+        </w:trPr>
+        <w:tc>
+          <w:tcPr>
+            <w:shd w:color="auto" w:fill="fcefdc" w:val="clear"/>
+            <w:tcMar>
+              <w:top w:w="92" w:type="dxa"/>
+              <w:bottom w:w="92" w:type="dxa"/>
+            </w:tcMar>
+          </w:tcPr>
+          <w:p>
+            <w:pPr>
+              <w:pStyle w:val="FirstParagraph"/>
+            </w:pPr>
+            <w:pPr>
+              <w:spacing w:before="0" w:after="0"/>
+              <w:textAlignment w:val="center"/>
+            </w:pPr>
+            <w:r>
+              <w:drawing>
+                <wp:inline>
+                  <wp:extent cx="152400" cy="152400"/>
+                  <wp:effectExtent b="0" l="0" r="0" t="0"/>
+                  <wp:docPr descr="" title="" id="25" name="Picture"/>
+                  <a:graphic>
+                    <a:graphicData uri="http://schemas.openxmlformats.org/drawingml/2006/picture">
+                      <pic:pic>
+                        <pic:nvPicPr>
+                          <pic:cNvPr descr="/Applications/quarto/share/formats/docx/warning.png" id="26" name="Picture"/>
+                          <pic:cNvPicPr>
+                            <a:picLocks noChangeArrowheads="1" noChangeAspect="1"/>
+                          </pic:cNvPicPr>
+                        </pic:nvPicPr>
+                        <pic:blipFill>
+                          <a:blip r:embed="rId24"/>
+                          <a:stretch>
+                            <a:fillRect/>
+                          </a:stretch>
+                        </pic:blipFill>
+                        <pic:spPr bwMode="auto">
+                          <a:xfrm>
+                            <a:off x="0" y="0"/>
+                            <a:ext cx="152400" cy="152400"/>
+                          </a:xfrm>
+                          <a:prstGeom prst="rect">
+                            <a:avLst/>
+                          </a:prstGeom>
+                          <a:noFill/>
+                          <a:ln w="9525">
+                            <a:noFill/>
+                            <a:headEnd/>
+                            <a:tailEnd/>
+                          </a:ln>
+                        </pic:spPr>
+                      </pic:pic>
+                    </a:graphicData>
+                  </a:graphic>
+                </wp:inline>
+              </w:drawing>
+            </w:r>
+            <w:r>
+              <w:t xml:space="preserve"> </w:t>
+            </w:r>
+            <w:r>
+              <w:t xml:space="preserve"> </w:t>
+            </w:r>
+            <w:r>
+              <w:t xml:space="preserve">Before You Start</w:t>
+            </w:r>
+          </w:p>
+        </w:tc>
+      </w:tr>
+      <w:tr>
+        <w:trPr>
+          <w:cantSplit/>
+        </w:trPr>
+        <w:tc>
+          <w:tcPr>
+            <w:tcMar>
+              <w:top w:w="108" w:type="dxa"/>
+              <w:bottom w:w="108" w:type="dxa"/>
+            </w:tcMar>
+          </w:tcPr>
+          <w:p>
+            <w:pPr>
+              <w:pStyle w:val="Compact"/>
+              <w:numPr>
+                <w:ilvl w:val="0"/>
+                <w:numId w:val="1003"/>
+              </w:numPr>
+            </w:pPr>
+            <w:r>
+              <w:rPr>
+                <w:b/>
+                <w:bCs/>
+              </w:rPr>
+              <w:t xml:space="preserve">R knowledge:</w:t>
+            </w:r>
+            <w:r>
+              <w:t xml:space="preserve"> </w:t>
+            </w:r>
+            <w:r>
+              <w:t xml:space="preserve">You should be comfortable running R scripts and installing packages.</w:t>
+            </w:r>
+          </w:p>
+          <w:p>
+            <w:pPr>
+              <w:pStyle w:val="Compact"/>
+              <w:numPr>
+                <w:ilvl w:val="0"/>
+                <w:numId w:val="1003"/>
+              </w:numPr>
+            </w:pPr>
+            <w:r>
+              <w:rPr>
+                <w:b/>
+                <w:bCs/>
+              </w:rPr>
+              <w:t xml:space="preserve">Cytoscape installed:</w:t>
+            </w:r>
+            <w:r>
+              <w:t xml:space="preserve"> </w:t>
+            </w:r>
+            <w:r>
+              <w:t xml:space="preserve">Download it free from</w:t>
+            </w:r>
+            <w:r>
+              <w:t xml:space="preserve"> </w:t>
+            </w:r>
+            <w:hyperlink r:id="rId27">
+              <w:r>
+                <w:rPr>
+                  <w:rStyle w:val="Hyperlink"/>
+                </w:rPr>
+                <w:t xml:space="preserve">cytoscape.org</w:t>
+              </w:r>
+            </w:hyperlink>
+            <w:r>
+              <w:t xml:space="preserve">.</w:t>
+            </w:r>
+          </w:p>
+          <w:p>
+            <w:pPr>
+              <w:pStyle w:val="Compact"/>
+              <w:numPr>
+                <w:ilvl w:val="0"/>
+                <w:numId w:val="1003"/>
+              </w:numPr>
+            </w:pPr>
+            <w:r>
+              <w:rPr>
+                <w:b/>
+                <w:bCs/>
+              </w:rPr>
+              <w:t xml:space="preserve">Beginner Tutorial completed (recommended):</w:t>
+            </w:r>
+            <w:r>
+              <w:t xml:space="preserve"> </w:t>
+            </w:r>
+            <w:r>
+              <w:t xml:space="preserve">If you are new to</w:t>
+            </w:r>
+            <w:r>
+              <w:t xml:space="preserve"> </w:t>
+            </w:r>
+            <w:r>
+              <w:rPr>
+                <w:rStyle w:val="VerbatimChar"/>
+              </w:rPr>
+              <w:t xml:space="preserve">pgdcm</w:t>
+            </w:r>
+            <w:r>
+              <w:t xml:space="preserve">, work through the</w:t>
+            </w:r>
+            <w:r>
+              <w:t xml:space="preserve"> </w:t>
+            </w:r>
+            <w:hyperlink r:id="rId28">
+              <w:r>
+                <w:rPr>
+                  <w:rStyle w:val="Hyperlink"/>
+                </w:rPr>
+                <w:t xml:space="preserve">Beginner Tutorial</w:t>
+              </w:r>
+            </w:hyperlink>
+            <w:r>
+              <w:t xml:space="preserve"> </w:t>
+            </w:r>
+            <w:r>
+              <w:t xml:space="preserve">first to understand the modeling pipeline end-to-end.</w:t>
+            </w:r>
+          </w:p>
+          <w:p>
+            <w:pPr>
+              <w:pStyle w:val="Compact"/>
+              <w:numPr>
+                <w:ilvl w:val="0"/>
+                <w:numId w:val="1003"/>
+              </w:numPr>
+            </w:pPr>
+            <w:r>
+              <w:t xml:space="preserve">No prior knowledge of network science or psychometric modeling is required - we explain the key concepts as we go.</w:t>
+            </w:r>
+          </w:p>
+          <w:p/>
+        </w:tc>
+      </w:tr>
+    </w:tbl>
+    <w:bookmarkEnd w:id="29"/>
+    <w:bookmarkStart w:id="30" w:name="key-concepts"/>
+    <w:p>
+      <w:pPr>
+        <w:pStyle w:val="Heading2"/>
+      </w:pPr>
+      <w:r>
+        <w:t xml:space="preserve">Key Concepts</w:t>
+      </w:r>
+    </w:p>
+    <w:p>
+      <w:pPr>
+        <w:pStyle w:val="FirstParagraph"/>
+      </w:pPr>
+      <w:r>
+        <w:t xml:space="preserve">PGDCM aligns closely with the</w:t>
+      </w:r>
+      <w:r>
+        <w:t xml:space="preserve"> </w:t>
+      </w:r>
+      <w:r>
+        <w:rPr>
+          <w:b/>
+          <w:bCs/>
+        </w:rPr>
+        <w:t xml:space="preserve">Evidence-Centered Design (ECD)</w:t>
+      </w:r>
+      <w:r>
+        <w:t xml:space="preserve"> </w:t>
+      </w:r>
+      <w:r>
+        <w:t xml:space="preserve">framework, which uses explicit models to connect what we want to measure with the behaviors we can observe:</w:t>
       </w:r>
     </w:p>
     <w:p>
@@ -526,6 +625,703 @@
         <w:numPr>
           <w:ilvl w:val="0"/>
           <w:numId w:val="1004"/>
+        </w:numPr>
+      </w:pPr>
+      <w:r>
+        <w:rPr>
+          <w:b/>
+          <w:bCs/>
+        </w:rPr>
+        <w:t xml:space="preserve">Competency Model (Proficiency Model):</w:t>
+      </w:r>
+      <w:r>
+        <w:t xml:space="preserve"> </w:t>
+      </w:r>
+      <w:r>
+        <w:t xml:space="preserve">Represents the hidden (unobservable) skills we want to measure and how they relate to one another. In Cytoscape, these appear as</w:t>
+      </w:r>
+      <w:r>
+        <w:t xml:space="preserve"> </w:t>
+      </w:r>
+      <w:r>
+        <w:t xml:space="preserve">“Attribute”</w:t>
+      </w:r>
+      <w:r>
+        <w:t xml:space="preserve"> </w:t>
+      </w:r>
+      <w:r>
+        <w:t xml:space="preserve">nodes connected by edges.</w:t>
+      </w:r>
+    </w:p>
+    <w:p>
+      <w:pPr>
+        <w:pStyle w:val="Compact"/>
+        <w:numPr>
+          <w:ilvl w:val="0"/>
+          <w:numId w:val="1004"/>
+        </w:numPr>
+      </w:pPr>
+      <w:r>
+        <w:rPr>
+          <w:b/>
+          <w:bCs/>
+        </w:rPr>
+        <w:t xml:space="preserve">Evidence Model:</w:t>
+      </w:r>
+      <w:r>
+        <w:t xml:space="preserve"> </w:t>
+      </w:r>
+      <w:r>
+        <w:t xml:space="preserve">Defines how observable behaviors (test questions / items) provide evidence for those underlying skills. In Cytoscape, these are the edges pointing from</w:t>
+      </w:r>
+      <w:r>
+        <w:t xml:space="preserve"> </w:t>
+      </w:r>
+      <w:r>
+        <w:t xml:space="preserve">“Attribute”</w:t>
+      </w:r>
+      <w:r>
+        <w:t xml:space="preserve"> </w:t>
+      </w:r>
+      <w:r>
+        <w:t xml:space="preserve">nodes to</w:t>
+      </w:r>
+      <w:r>
+        <w:t xml:space="preserve"> </w:t>
+      </w:r>
+      <w:r>
+        <w:t xml:space="preserve">“Task”</w:t>
+      </w:r>
+      <w:r>
+        <w:t xml:space="preserve"> </w:t>
+      </w:r>
+      <w:r>
+        <w:t xml:space="preserve">(Item) nodes.</w:t>
+      </w:r>
+    </w:p>
+    <w:bookmarkEnd w:id="30"/>
+    <w:bookmarkStart w:id="31" w:name="which-scenario-should-i-use"/>
+    <w:p>
+      <w:pPr>
+        <w:pStyle w:val="Heading2"/>
+      </w:pPr>
+      <w:r>
+        <w:t xml:space="preserve">Which Scenario Should I Use?</w:t>
+      </w:r>
+    </w:p>
+    <w:p>
+      <w:pPr>
+        <w:pStyle w:val="FirstParagraph"/>
+      </w:pPr>
+      <w:r>
+        <w:t xml:space="preserve">This tutorial covers four scenarios. Use the table below to jump to the one that matches your situation:</w:t>
+      </w:r>
+    </w:p>
+    <w:tbl>
+      <w:tblPr>
+        <w:tblStyle w:val="Table"/>
+        <w:tblW w:type="pct" w:w="5000"/>
+        <w:tblLayout w:type="fixed"/>
+        <w:tblLook w:firstRow="1" w:lastRow="0" w:firstColumn="0" w:lastColumn="0" w:noHBand="0" w:noVBand="0" w:val="0020"/>
+      </w:tblPr>
+      <w:tblGrid>
+        <w:gridCol w:w="2640"/>
+        <w:gridCol w:w="2640"/>
+        <w:gridCol w:w="2640"/>
+      </w:tblGrid>
+      <w:tr>
+        <w:trPr>
+          <w:tblHeader w:val="on"/>
+        </w:trPr>
+        <w:tc>
+          <w:tcPr/>
+          <w:p>
+            <w:pPr>
+              <w:pStyle w:val="Compact"/>
+            </w:pPr>
+            <w:r>
+              <w:t xml:space="preserve">I already have…</w:t>
+            </w:r>
+          </w:p>
+        </w:tc>
+        <w:tc>
+          <w:tcPr/>
+          <w:p>
+            <w:pPr>
+              <w:pStyle w:val="Compact"/>
+            </w:pPr>
+            <w:r>
+              <w:t xml:space="preserve">Go to</w:t>
+            </w:r>
+          </w:p>
+        </w:tc>
+        <w:tc>
+          <w:tcPr/>
+          <w:p>
+            <w:pPr>
+              <w:pStyle w:val="Compact"/>
+            </w:pPr>
+            <w:r>
+              <w:t xml:space="preserve">What it does</w:t>
+            </w:r>
+          </w:p>
+        </w:tc>
+      </w:tr>
+      <w:tr>
+        <w:tc>
+          <w:tcPr/>
+          <w:p>
+            <w:pPr>
+              <w:pStyle w:val="Compact"/>
+            </w:pPr>
+            <w:r>
+              <w:t xml:space="preserve">Only raw item response data (no Q-matrix)</w:t>
+            </w:r>
+          </w:p>
+        </w:tc>
+        <w:tc>
+          <w:tcPr/>
+          <w:p>
+            <w:pPr>
+              <w:pStyle w:val="Compact"/>
+            </w:pPr>
+            <w:hyperlink w:anchor="X5a65af1a2f16b68e01036f06492b223d668a56c">
+              <w:r>
+                <w:rPr>
+                  <w:rStyle w:val="Hyperlink"/>
+                </w:rPr>
+                <w:t xml:space="preserve">Scenario 1</w:t>
+              </w:r>
+            </w:hyperlink>
+          </w:p>
+        </w:tc>
+        <w:tc>
+          <w:tcPr/>
+          <w:p>
+            <w:pPr>
+              <w:pStyle w:val="Compact"/>
+            </w:pPr>
+            <w:r>
+              <w:t xml:space="preserve">Pushes item names to Cytoscape; you draw everything else by hand</w:t>
+            </w:r>
+          </w:p>
+        </w:tc>
+      </w:tr>
+      <w:tr>
+        <w:tc>
+          <w:tcPr/>
+          <w:p>
+            <w:pPr>
+              <w:pStyle w:val="Compact"/>
+            </w:pPr>
+            <w:r>
+              <w:t xml:space="preserve">A Q-matrix (items × skills)</w:t>
+            </w:r>
+          </w:p>
+        </w:tc>
+        <w:tc>
+          <w:tcPr/>
+          <w:p>
+            <w:pPr>
+              <w:pStyle w:val="Compact"/>
+            </w:pPr>
+            <w:hyperlink w:anchor="X34a988faae6f901da97d8de6eb9259250d07d58">
+              <w:r>
+                <w:rPr>
+                  <w:rStyle w:val="Hyperlink"/>
+                </w:rPr>
+                <w:t xml:space="preserve">Scenario 2</w:t>
+              </w:r>
+            </w:hyperlink>
+          </w:p>
+        </w:tc>
+        <w:tc>
+          <w:tcPr/>
+          <w:p>
+            <w:pPr>
+              <w:pStyle w:val="Compact"/>
+            </w:pPr>
+            <w:r>
+              <w:t xml:space="preserve">Auto-creates the Evidence Model; you draw skill relationships by hand</w:t>
+            </w:r>
+          </w:p>
+        </w:tc>
+      </w:tr>
+      <w:tr>
+        <w:tc>
+          <w:tcPr/>
+          <w:p>
+            <w:pPr>
+              <w:pStyle w:val="Compact"/>
+            </w:pPr>
+            <w:r>
+              <w:t xml:space="preserve">A full adjacency matrix (all nodes &amp; edges)</w:t>
+            </w:r>
+          </w:p>
+        </w:tc>
+        <w:tc>
+          <w:tcPr/>
+          <w:p>
+            <w:pPr>
+              <w:pStyle w:val="Compact"/>
+            </w:pPr>
+            <w:hyperlink w:anchor="X21932f69e33eb871f68b8bef3232d89eb4e1f0c">
+              <w:r>
+                <w:rPr>
+                  <w:rStyle w:val="Hyperlink"/>
+                </w:rPr>
+                <w:t xml:space="preserve">Scenario 3</w:t>
+              </w:r>
+            </w:hyperlink>
+          </w:p>
+        </w:tc>
+        <w:tc>
+          <w:tcPr/>
+          <w:p>
+            <w:pPr>
+              <w:pStyle w:val="Compact"/>
+            </w:pPr>
+            <w:r>
+              <w:t xml:space="preserve">Auto-creates the full network; you assign node types</w:t>
+            </w:r>
+          </w:p>
+        </w:tc>
+      </w:tr>
+      <w:tr>
+        <w:tc>
+          <w:tcPr/>
+          <w:p>
+            <w:pPr>
+              <w:pStyle w:val="Compact"/>
+            </w:pPr>
+            <w:r>
+              <w:t xml:space="preserve">Previously saved node &amp; edge CSV files</w:t>
+            </w:r>
+          </w:p>
+        </w:tc>
+        <w:tc>
+          <w:tcPr/>
+          <w:p>
+            <w:pPr>
+              <w:pStyle w:val="Compact"/>
+            </w:pPr>
+            <w:hyperlink w:anchor="X06c3b092dc7c16c2b237a6106c2976e4bbc82b9">
+              <w:r>
+                <w:rPr>
+                  <w:rStyle w:val="Hyperlink"/>
+                </w:rPr>
+                <w:t xml:space="preserve">Scenario 4</w:t>
+              </w:r>
+            </w:hyperlink>
+          </w:p>
+        </w:tc>
+        <w:tc>
+          <w:tcPr/>
+          <w:p>
+            <w:pPr>
+              <w:pStyle w:val="Compact"/>
+            </w:pPr>
+            <w:r>
+              <w:t xml:space="preserve">Rebuilds the model from CSV files</w:t>
+            </w:r>
+          </w:p>
+        </w:tc>
+      </w:tr>
+    </w:tbl>
+    <w:p>
+      <w:pPr>
+        <w:pStyle w:val="BodyText"/>
+      </w:pPr>
+      <w:r>
+        <w:t xml:space="preserve">Before running any script, ensure that</w:t>
+      </w:r>
+      <w:r>
+        <w:t xml:space="preserve"> </w:t>
+      </w:r>
+      <w:r>
+        <w:rPr>
+          <w:b/>
+          <w:bCs/>
+        </w:rPr>
+        <w:t xml:space="preserve">Cytoscape</w:t>
+      </w:r>
+      <w:r>
+        <w:t xml:space="preserve"> </w:t>
+      </w:r>
+      <w:r>
+        <w:t xml:space="preserve">is open and running on your machine.</w:t>
+      </w:r>
+    </w:p>
+    <w:bookmarkEnd w:id="31"/>
+    <w:bookmarkStart w:id="32" w:name="what-is-cytoscape"/>
+    <w:p>
+      <w:pPr>
+        <w:pStyle w:val="Heading2"/>
+      </w:pPr>
+      <w:r>
+        <w:t xml:space="preserve">What is Cytoscape?</w:t>
+      </w:r>
+    </w:p>
+    <w:p>
+      <w:pPr>
+        <w:pStyle w:val="FirstParagraph"/>
+      </w:pPr>
+      <w:hyperlink r:id="rId27">
+        <w:r>
+          <w:rPr>
+            <w:rStyle w:val="Hyperlink"/>
+          </w:rPr>
+          <w:t xml:space="preserve">Cytoscape</w:t>
+        </w:r>
+      </w:hyperlink>
+      <w:r>
+        <w:t xml:space="preserve"> </w:t>
+      </w:r>
+      <w:r>
+        <w:t xml:space="preserve">is an open-source software platform designed for visualizing complex networks and integrating them with attribute data. In the context of PGDCM, we use the</w:t>
+      </w:r>
+      <w:r>
+        <w:t xml:space="preserve"> </w:t>
+      </w:r>
+      <w:r>
+        <w:rPr>
+          <w:rStyle w:val="VerbatimChar"/>
+        </w:rPr>
+        <w:t xml:space="preserve">RCy3</w:t>
+      </w:r>
+      <w:r>
+        <w:t xml:space="preserve"> </w:t>
+      </w:r>
+      <w:r>
+        <w:t xml:space="preserve">package in R to automatically pass our graphmodels (Tasks and Attributes) directly into and from the Cytoscape application. This allows us to visually construct, verify, and document our Evidence and Proficiency models before finalizing them for analysis.</w:t>
+      </w:r>
+    </w:p>
+    <w:bookmarkEnd w:id="32"/>
+    <w:bookmarkStart w:id="33" w:name="connecting-r-to-cytoscape"/>
+    <w:p>
+      <w:pPr>
+        <w:pStyle w:val="Heading2"/>
+      </w:pPr>
+      <w:r>
+        <w:t xml:space="preserve">Connecting R to Cytoscape</w:t>
+      </w:r>
+    </w:p>
+    <w:p>
+      <w:pPr>
+        <w:pStyle w:val="FirstParagraph"/>
+      </w:pPr>
+      <w:r>
+        <w:t xml:space="preserve">Before passing any data, we need to ensure R can communicate with your active Cytoscape session. We do this by loading the</w:t>
+      </w:r>
+      <w:r>
+        <w:t xml:space="preserve"> </w:t>
+      </w:r>
+      <w:r>
+        <w:rPr>
+          <w:rStyle w:val="VerbatimChar"/>
+        </w:rPr>
+        <w:t xml:space="preserve">RCy3</w:t>
+      </w:r>
+      <w:r>
+        <w:t xml:space="preserve"> </w:t>
+      </w:r>
+      <w:r>
+        <w:t xml:space="preserve">package and</w:t>
+      </w:r>
+      <w:r>
+        <w:t xml:space="preserve"> </w:t>
+      </w:r>
+      <w:r>
+        <w:t xml:space="preserve">“pinging”</w:t>
+      </w:r>
+      <w:r>
+        <w:t xml:space="preserve"> </w:t>
+      </w:r>
+      <w:r>
+        <w:t xml:space="preserve">the default Cytoscape port. Depending on if you are in Mac or Windows, you may need to change the default port. If the cytoscapePing didn’t work try getting rid of</w:t>
+      </w:r>
+      <w:r>
+        <w:t xml:space="preserve"> </w:t>
+      </w:r>
+      <w:r>
+        <w:rPr>
+          <w:rStyle w:val="VerbatimChar"/>
+        </w:rPr>
+        <w:t xml:space="preserve">/v1</w:t>
+      </w:r>
+      <w:r>
+        <w:t xml:space="preserve"> </w:t>
+      </w:r>
+      <w:r>
+        <w:t xml:space="preserve">from the cytoPort URL.</w:t>
+      </w:r>
+    </w:p>
+    <w:p>
+      <w:pPr>
+        <w:pStyle w:val="SourceCode"/>
+      </w:pPr>
+      <w:r>
+        <w:rPr>
+          <w:rStyle w:val="CommentTok"/>
+        </w:rPr>
+        <w:t xml:space="preserve"># Load required libraries</w:t>
+      </w:r>
+      <w:r>
+        <w:br/>
+      </w:r>
+      <w:r>
+        <w:rPr>
+          <w:rStyle w:val="FunctionTok"/>
+        </w:rPr>
+        <w:t xml:space="preserve">library</w:t>
+      </w:r>
+      <w:r>
+        <w:rPr>
+          <w:rStyle w:val="NormalTok"/>
+        </w:rPr>
+        <w:t xml:space="preserve">(RCy3)</w:t>
+      </w:r>
+      <w:r>
+        <w:br/>
+      </w:r>
+      <w:r>
+        <w:rPr>
+          <w:rStyle w:val="FunctionTok"/>
+        </w:rPr>
+        <w:t xml:space="preserve">library</w:t>
+      </w:r>
+      <w:r>
+        <w:rPr>
+          <w:rStyle w:val="NormalTok"/>
+        </w:rPr>
+        <w:t xml:space="preserve">(igraph)</w:t>
+      </w:r>
+      <w:r>
+        <w:br/>
+      </w:r>
+      <w:r>
+        <w:rPr>
+          <w:rStyle w:val="FunctionTok"/>
+        </w:rPr>
+        <w:t xml:space="preserve">library</w:t>
+      </w:r>
+      <w:r>
+        <w:rPr>
+          <w:rStyle w:val="NormalTok"/>
+        </w:rPr>
+        <w:t xml:space="preserve">(readxl)</w:t>
+      </w:r>
+      <w:r>
+        <w:br/>
+      </w:r>
+      <w:r>
+        <w:rPr>
+          <w:rStyle w:val="FunctionTok"/>
+        </w:rPr>
+        <w:t xml:space="preserve">library</w:t>
+      </w:r>
+      <w:r>
+        <w:rPr>
+          <w:rStyle w:val="NormalTok"/>
+        </w:rPr>
+        <w:t xml:space="preserve">(pgdcm)</w:t>
+      </w:r>
+      <w:r>
+        <w:br/>
+      </w:r>
+      <w:r>
+        <w:br/>
+      </w:r>
+      <w:r>
+        <w:rPr>
+          <w:rStyle w:val="CommentTok"/>
+        </w:rPr>
+        <w:t xml:space="preserve"># Verify connection to Cytoscape</w:t>
+      </w:r>
+      <w:r>
+        <w:br/>
+      </w:r>
+      <w:r>
+        <w:rPr>
+          <w:rStyle w:val="NormalTok"/>
+        </w:rPr>
+        <w:t xml:space="preserve">cytoPort </w:t>
+      </w:r>
+      <w:r>
+        <w:rPr>
+          <w:rStyle w:val="OtherTok"/>
+        </w:rPr>
+        <w:t xml:space="preserve">&lt;-</w:t>
+      </w:r>
+      <w:r>
+        <w:rPr>
+          <w:rStyle w:val="NormalTok"/>
+        </w:rPr>
+        <w:t xml:space="preserve"> </w:t>
+      </w:r>
+      <w:r>
+        <w:rPr>
+          <w:rStyle w:val="StringTok"/>
+        </w:rPr>
+        <w:t xml:space="preserve">"http://localhost:1234/v1"</w:t>
+      </w:r>
+      <w:r>
+        <w:br/>
+      </w:r>
+      <w:r>
+        <w:rPr>
+          <w:rStyle w:val="FunctionTok"/>
+        </w:rPr>
+        <w:t xml:space="preserve">cytoscapePing</w:t>
+      </w:r>
+      <w:r>
+        <w:rPr>
+          <w:rStyle w:val="NormalTok"/>
+        </w:rPr>
+        <w:t xml:space="preserve">(cytoPort)</w:t>
+      </w:r>
+    </w:p>
+    <w:bookmarkEnd w:id="33"/>
+    <w:bookmarkStart w:id="34" w:name="X89884c6e2d8bd4b6e890b98ad8941c9271a63d0"/>
+    <w:p>
+      <w:pPr>
+        <w:pStyle w:val="Heading2"/>
+      </w:pPr>
+      <w:r>
+        <w:t xml:space="preserve">Getting Started: Loading the PGDCM Cytoscape Template</w:t>
+      </w:r>
+    </w:p>
+    <w:p>
+      <w:pPr>
+        <w:pStyle w:val="FirstParagraph"/>
+      </w:pPr>
+      <w:r>
+        <w:t xml:space="preserve">To ensure your networks are styled correctly right off the bat, you need to load the custom PGDCM Cytoscape Session template. The</w:t>
+      </w:r>
+      <w:r>
+        <w:t xml:space="preserve"> </w:t>
+      </w:r>
+      <w:r>
+        <w:rPr>
+          <w:rStyle w:val="VerbatimChar"/>
+        </w:rPr>
+        <w:t xml:space="preserve">pgdcm</w:t>
+      </w:r>
+      <w:r>
+        <w:t xml:space="preserve"> </w:t>
+      </w:r>
+      <w:r>
+        <w:t xml:space="preserve">package provides a handy utility function to extract this template directly to your R working directory.</w:t>
+      </w:r>
+    </w:p>
+    <w:p>
+      <w:pPr>
+        <w:pStyle w:val="Compact"/>
+        <w:numPr>
+          <w:ilvl w:val="0"/>
+          <w:numId w:val="1005"/>
+        </w:numPr>
+      </w:pPr>
+      <w:r>
+        <w:t xml:space="preserve">In your R console, run</w:t>
+      </w:r>
+      <w:r>
+        <w:t xml:space="preserve"> </w:t>
+      </w:r>
+      <w:r>
+        <w:rPr>
+          <w:rStyle w:val="VerbatimChar"/>
+        </w:rPr>
+        <w:t xml:space="preserve">get_Cyto_template()</w:t>
+      </w:r>
+      <w:r>
+        <w:t xml:space="preserve"> </w:t>
+      </w:r>
+      <w:r>
+        <w:t xml:space="preserve">to download</w:t>
+      </w:r>
+      <w:r>
+        <w:t xml:space="preserve"> </w:t>
+      </w:r>
+      <w:r>
+        <w:rPr>
+          <w:rStyle w:val="VerbatimChar"/>
+        </w:rPr>
+        <w:t xml:space="preserve">PGDCM_template.cys</w:t>
+      </w:r>
+      <w:r>
+        <w:t xml:space="preserve"> </w:t>
+      </w:r>
+      <w:r>
+        <w:t xml:space="preserve">into your working directory.</w:t>
+      </w:r>
+    </w:p>
+    <w:p>
+      <w:pPr>
+        <w:pStyle w:val="Compact"/>
+        <w:numPr>
+          <w:ilvl w:val="0"/>
+          <w:numId w:val="1005"/>
+        </w:numPr>
+      </w:pPr>
+      <w:r>
+        <w:t xml:space="preserve">Navigate to your project folder using your file explorer and double click on the</w:t>
+      </w:r>
+      <w:r>
+        <w:t xml:space="preserve"> </w:t>
+      </w:r>
+      <w:r>
+        <w:rPr>
+          <w:rStyle w:val="VerbatimChar"/>
+        </w:rPr>
+        <w:t xml:space="preserve">PGDCM_template.cys</w:t>
+      </w:r>
+      <w:r>
+        <w:t xml:space="preserve"> </w:t>
+      </w:r>
+      <w:r>
+        <w:t xml:space="preserve">file. This should load Cytoscape with the pre-built Network formatting and styling compatible with</w:t>
+      </w:r>
+      <w:r>
+        <w:t xml:space="preserve"> </w:t>
+      </w:r>
+      <w:r>
+        <w:rPr>
+          <w:rStyle w:val="VerbatimChar"/>
+        </w:rPr>
+        <w:t xml:space="preserve">pgdcm</w:t>
+      </w:r>
+      <w:r>
+        <w:t xml:space="preserve"> </w:t>
+      </w:r>
+      <w:r>
+        <w:t xml:space="preserve">library.</w:t>
+      </w:r>
+    </w:p>
+    <w:bookmarkEnd w:id="34"/>
+    <w:bookmarkStart w:id="39" w:name="navigating-the-cytoscape-interface"/>
+    <w:p>
+      <w:pPr>
+        <w:pStyle w:val="Heading2"/>
+      </w:pPr>
+      <w:r>
+        <w:t xml:space="preserve">Navigating the Cytoscape Interface</w:t>
+      </w:r>
+    </w:p>
+    <w:p>
+      <w:pPr>
+        <w:pStyle w:val="FirstParagraph"/>
+      </w:pPr>
+      <w:r>
+        <w:t xml:space="preserve">While building PGDCM models, you will primarily interact with three areas in Cytoscape:</w:t>
+      </w:r>
+    </w:p>
+    <w:p>
+      <w:pPr>
+        <w:pStyle w:val="Compact"/>
+        <w:numPr>
+          <w:ilvl w:val="0"/>
+          <w:numId w:val="1006"/>
         </w:numPr>
       </w:pPr>
       <w:r>
@@ -555,7 +1351,7 @@
       <w:tr>
         <w:tc>
           <w:tcPr/>
-          <w:bookmarkStart w:id="30" w:name="fig-panels"/>
+          <w:bookmarkStart w:id="38" w:name="fig-panels"/>
           <w:p>
             <w:pPr>
               <w:pStyle w:val="Compact"/>
@@ -566,18 +1362,18 @@
                 <wp:inline>
                   <wp:extent cx="5334000" cy="3495067"/>
                   <wp:effectExtent b="0" l="0" r="0" t="0"/>
-                  <wp:docPr descr="" title="" id="28" name="Picture"/>
+                  <wp:docPr descr="" title="" id="36" name="Picture"/>
                   <a:graphic>
                     <a:graphicData uri="http://schemas.openxmlformats.org/drawingml/2006/picture">
                       <pic:pic>
                         <pic:nvPicPr>
-                          <pic:cNvPr descr="./panels.png" id="29" name="Picture"/>
+                          <pic:cNvPr descr="panels.png" id="37" name="Picture"/>
                           <pic:cNvPicPr>
                             <a:picLocks noChangeArrowheads="1" noChangeAspect="1"/>
                           </pic:cNvPicPr>
                         </pic:nvPicPr>
                         <pic:blipFill>
-                          <a:blip r:embed="rId27"/>
+                          <a:blip r:embed="rId35"/>
                           <a:stretch>
                             <a:fillRect/>
                           </a:stretch>
@@ -614,10 +1410,10 @@
               <w:pStyle w:val="ImageCaption"/>
             </w:pPr>
             <w:r>
-              <w:t xml:space="preserve">Figure 2: Cytoscape Window</w:t>
+              <w:t xml:space="preserve">Figure 1: Cytoscape Window</w:t>
             </w:r>
           </w:p>
-          <w:bookmarkEnd w:id="30"/>
+          <w:bookmarkEnd w:id="38"/>
         </w:tc>
       </w:tr>
     </w:tbl>
@@ -626,7 +1422,7 @@
         <w:pStyle w:val="Compact"/>
         <w:numPr>
           <w:ilvl w:val="0"/>
-          <w:numId w:val="1005"/>
+          <w:numId w:val="1007"/>
         </w:numPr>
       </w:pPr>
       <w:r>
@@ -677,7 +1473,7 @@
         <w:pStyle w:val="Compact"/>
         <w:numPr>
           <w:ilvl w:val="1"/>
-          <w:numId w:val="1006"/>
+          <w:numId w:val="1008"/>
         </w:numPr>
       </w:pPr>
       <w:r>
@@ -689,7 +1485,7 @@
         <w:pStyle w:val="Compact"/>
         <w:numPr>
           <w:ilvl w:val="2"/>
-          <w:numId w:val="1007"/>
+          <w:numId w:val="1009"/>
         </w:numPr>
       </w:pPr>
       <w:r>
@@ -707,7 +1503,7 @@
         <w:pStyle w:val="Compact"/>
         <w:numPr>
           <w:ilvl w:val="2"/>
-          <w:numId w:val="1007"/>
+          <w:numId w:val="1009"/>
         </w:numPr>
       </w:pPr>
       <w:r>
@@ -725,7 +1521,7 @@
         <w:pStyle w:val="Compact"/>
         <w:numPr>
           <w:ilvl w:val="2"/>
-          <w:numId w:val="1007"/>
+          <w:numId w:val="1009"/>
         </w:numPr>
       </w:pPr>
       <w:r>
@@ -746,8 +1542,8 @@
         <w:t xml:space="preserve">The name field is automatically updated when you create a node in the Network Canvas area. The type and compute fields are not. So you will have to manually update them in the Node Table. You don’t have to make any changes in the Edge Table.</w:t>
       </w:r>
     </w:p>
-    <w:bookmarkEnd w:id="31"/>
-    <w:bookmarkStart w:id="45" w:name="adding-nodes-and-edges-manually"/>
+    <w:bookmarkEnd w:id="39"/>
+    <w:bookmarkStart w:id="55" w:name="adding-nodes-and-edges-manually"/>
     <w:p>
       <w:pPr>
         <w:pStyle w:val="Heading2"/>
@@ -781,7 +1577,7 @@
         <w:pStyle w:val="Compact"/>
         <w:numPr>
           <w:ilvl w:val="0"/>
-          <w:numId w:val="1008"/>
+          <w:numId w:val="1010"/>
         </w:numPr>
       </w:pPr>
       <w:r>
@@ -793,7 +1589,7 @@
         <w:pStyle w:val="Compact"/>
         <w:numPr>
           <w:ilvl w:val="0"/>
-          <w:numId w:val="1008"/>
+          <w:numId w:val="1010"/>
         </w:numPr>
       </w:pPr>
       <w:r>
@@ -823,7 +1619,7 @@
       <w:tr>
         <w:tc>
           <w:tcPr/>
-          <w:bookmarkStart w:id="35" w:name="fig-adding-node"/>
+          <w:bookmarkStart w:id="43" w:name="fig-adding-node"/>
           <w:p>
             <w:pPr>
               <w:pStyle w:val="Compact"/>
@@ -834,18 +1630,18 @@
                 <wp:inline>
                   <wp:extent cx="2667000" cy="1289417"/>
                   <wp:effectExtent b="0" l="0" r="0" t="0"/>
-                  <wp:docPr descr="" title="" id="33" name="Picture"/>
+                  <wp:docPr descr="" title="" id="41" name="Picture"/>
                   <a:graphic>
                     <a:graphicData uri="http://schemas.openxmlformats.org/drawingml/2006/picture">
                       <pic:pic>
                         <pic:nvPicPr>
-                          <pic:cNvPr descr="./add_node.png" id="34" name="Picture"/>
+                          <pic:cNvPr descr="add_node.png" id="42" name="Picture"/>
                           <pic:cNvPicPr>
                             <a:picLocks noChangeArrowheads="1" noChangeAspect="1"/>
                           </pic:cNvPicPr>
                         </pic:nvPicPr>
                         <pic:blipFill>
-                          <a:blip r:embed="rId32"/>
+                          <a:blip r:embed="rId40"/>
                           <a:stretch>
                             <a:fillRect/>
                           </a:stretch>
@@ -882,10 +1678,10 @@
               <w:pStyle w:val="ImageCaption"/>
             </w:pPr>
             <w:r>
-              <w:t xml:space="preserve">Figure 3: Adding Node</w:t>
+              <w:t xml:space="preserve">Figure 2: Adding Node</w:t>
             </w:r>
           </w:p>
-          <w:bookmarkEnd w:id="35"/>
+          <w:bookmarkEnd w:id="43"/>
         </w:tc>
       </w:tr>
     </w:tbl>
@@ -894,7 +1690,7 @@
         <w:pStyle w:val="Compact"/>
         <w:numPr>
           <w:ilvl w:val="0"/>
-          <w:numId w:val="1009"/>
+          <w:numId w:val="1011"/>
         </w:numPr>
       </w:pPr>
       <w:r>
@@ -946,7 +1742,7 @@
       <w:tr>
         <w:tc>
           <w:tcPr/>
-          <w:bookmarkStart w:id="39" w:name="fig-rename-node"/>
+          <w:bookmarkStart w:id="47" w:name="fig-rename-node"/>
           <w:p>
             <w:pPr>
               <w:pStyle w:val="Compact"/>
@@ -957,18 +1753,18 @@
                 <wp:inline>
                   <wp:extent cx="2667000" cy="2209276"/>
                   <wp:effectExtent b="0" l="0" r="0" t="0"/>
-                  <wp:docPr descr="" title="" id="37" name="Picture"/>
+                  <wp:docPr descr="" title="" id="45" name="Picture"/>
                   <a:graphic>
                     <a:graphicData uri="http://schemas.openxmlformats.org/drawingml/2006/picture">
                       <pic:pic>
                         <pic:nvPicPr>
-                          <pic:cNvPr descr="./rename_node.png" id="38" name="Picture"/>
+                          <pic:cNvPr descr="rename_node.png" id="46" name="Picture"/>
                           <pic:cNvPicPr>
                             <a:picLocks noChangeArrowheads="1" noChangeAspect="1"/>
                           </pic:cNvPicPr>
                         </pic:nvPicPr>
                         <pic:blipFill>
-                          <a:blip r:embed="rId36"/>
+                          <a:blip r:embed="rId44"/>
                           <a:stretch>
                             <a:fillRect/>
                           </a:stretch>
@@ -1005,10 +1801,10 @@
               <w:pStyle w:val="ImageCaption"/>
             </w:pPr>
             <w:r>
-              <w:t xml:space="preserve">Figure 4: Renaming Node</w:t>
+              <w:t xml:space="preserve">Figure 3: Renaming Node</w:t>
             </w:r>
           </w:p>
-          <w:bookmarkEnd w:id="39"/>
+          <w:bookmarkEnd w:id="47"/>
         </w:tc>
       </w:tr>
     </w:tbl>
@@ -1017,7 +1813,7 @@
         <w:pStyle w:val="Compact"/>
         <w:numPr>
           <w:ilvl w:val="0"/>
-          <w:numId w:val="1010"/>
+          <w:numId w:val="1012"/>
         </w:numPr>
       </w:pPr>
       <w:r>
@@ -1085,267 +1881,61 @@
       </w:r>
       <w:r>
         <w:t xml:space="preserve">) columns.</w:t>
-      </w:r>
-    </w:p>
-    <w:bookmarkStart w:id="44" w:name="X18c1d1630d1f14aefaa0fbfcec87e6a85131003"/>
-    <w:p>
-      <w:pPr>
-        <w:pStyle w:val="Heading3"/>
-      </w:pPr>
-      <w:r>
-        <w:t xml:space="preserve">Advanced: HO-DINA, IRT, and MIRT Specification</w:t>
-      </w:r>
-    </w:p>
-    <w:p>
-      <w:pPr>
-        <w:pStyle w:val="FirstParagraph"/>
-      </w:pPr>
-      <w:r>
-        <w:t xml:space="preserve">By default, an Attribute with</w:t>
-      </w:r>
-      <w:r>
-        <w:t xml:space="preserve"> </w:t>
-      </w:r>
-      <w:r>
-        <w:rPr>
-          <w:rStyle w:val="VerbatimChar"/>
-        </w:rPr>
-        <w:t xml:space="preserve">dina</w:t>
-      </w:r>
-      <w:r>
-        <w:t xml:space="preserve"> </w:t>
-      </w:r>
-      <w:r>
-        <w:t xml:space="preserve">computing represents a discrete, binary skillset (Mastery vs. Non-Mastery). However, the PGDCM engine natively supports advanced continuous latent variables simply by modifying the</w:t>
-      </w:r>
-      <w:r>
-        <w:t xml:space="preserve"> </w:t>
-      </w:r>
-      <w:r>
-        <w:rPr>
-          <w:rStyle w:val="VerbatimChar"/>
-        </w:rPr>
-        <w:t xml:space="preserve">compute</w:t>
-      </w:r>
-      <w:r>
-        <w:t xml:space="preserve"> </w:t>
-      </w:r>
-      <w:r>
-        <w:t xml:space="preserve">column of your</w:t>
-      </w:r>
-      <w:r>
-        <w:t xml:space="preserve"> </w:t>
-      </w:r>
-      <w:r>
-        <w:rPr>
-          <w:b/>
-          <w:bCs/>
-        </w:rPr>
-        <w:t xml:space="preserve">root node</w:t>
-      </w:r>
-      <w:r>
-        <w:t xml:space="preserve"> </w:t>
-      </w:r>
-      <w:r>
-        <w:t xml:space="preserve">(a node with no incoming arrows) in the Node Table!</w:t>
-      </w:r>
-    </w:p>
-    <w:p>
-      <w:pPr>
-        <w:pStyle w:val="BodyText"/>
-      </w:pPr>
-      <w:r>
-        <w:t xml:space="preserve">If you change a root attribute’s</w:t>
-      </w:r>
-      <w:r>
-        <w:t xml:space="preserve"> </w:t>
-      </w:r>
-      <w:r>
-        <w:rPr>
-          <w:rStyle w:val="VerbatimChar"/>
-        </w:rPr>
-        <w:t xml:space="preserve">compute</w:t>
-      </w:r>
-      <w:r>
-        <w:t xml:space="preserve"> </w:t>
-      </w:r>
-      <w:r>
-        <w:t xml:space="preserve">value to</w:t>
-      </w:r>
-      <w:r>
-        <w:t xml:space="preserve"> </w:t>
-      </w:r>
-      <w:r>
-        <w:rPr>
-          <w:rStyle w:val="VerbatimChar"/>
-        </w:rPr>
-        <w:t xml:space="preserve">continuous</w:t>
-      </w:r>
-      <w:r>
-        <w:t xml:space="preserve"> </w:t>
-      </w:r>
-      <w:r>
-        <w:t xml:space="preserve">, the engine fundamentally changes how the model operates:</w:t>
-      </w:r>
-    </w:p>
-    <w:p>
-      <w:pPr>
-        <w:pStyle w:val="Compact"/>
-        <w:numPr>
-          <w:ilvl w:val="0"/>
-          <w:numId w:val="1011"/>
-        </w:numPr>
-      </w:pPr>
-      <w:r>
-        <w:rPr>
-          <w:b/>
-          <w:bCs/>
-        </w:rPr>
-        <w:t xml:space="preserve">Higher-Order DINA (HO-DINA):</w:t>
-      </w:r>
-      <w:r>
-        <w:t xml:space="preserve"> </w:t>
-      </w:r>
-      <w:r>
-        <w:t xml:space="preserve">If your network has a single continuous root node pointing to discrete child attributes (which then point to tasks), the root node represents a generalized latent ability (</w:t>
-      </w:r>
-      <m:oMath>
-        <m:r>
-          <m:t>θ</m:t>
-        </m:r>
-      </m:oMath>
-      <w:r>
-        <w:t xml:space="preserve">), while the discrete children represent specific sub-skills.</w:t>
-      </w:r>
-    </w:p>
-    <w:p>
-      <w:pPr>
-        <w:pStyle w:val="Compact"/>
-        <w:numPr>
-          <w:ilvl w:val="0"/>
-          <w:numId w:val="1011"/>
-        </w:numPr>
-      </w:pPr>
-      <w:r>
-        <w:rPr>
-          <w:b/>
-          <w:bCs/>
-        </w:rPr>
-        <w:t xml:space="preserve">Unidimensional IRT (Item Response Theory):</w:t>
-      </w:r>
-      <w:r>
-        <w:t xml:space="preserve"> </w:t>
-      </w:r>
-      <w:r>
-        <w:t xml:space="preserve">If you only have</w:t>
-      </w:r>
-      <w:r>
-        <w:t xml:space="preserve"> </w:t>
-      </w:r>
-      <w:r>
-        <w:rPr>
-          <w:i/>
-          <w:iCs/>
-        </w:rPr>
-        <w:t xml:space="preserve">one</w:t>
-      </w:r>
-      <w:r>
-        <w:t xml:space="preserve"> </w:t>
-      </w:r>
-      <w:r>
-        <w:t xml:space="preserve">continuous root attribute and it points</w:t>
-      </w:r>
-      <w:r>
-        <w:t xml:space="preserve"> </w:t>
-      </w:r>
-      <w:r>
-        <w:rPr>
-          <w:i/>
-          <w:iCs/>
-        </w:rPr>
-        <w:t xml:space="preserve">directly</w:t>
-      </w:r>
-      <w:r>
-        <w:t xml:space="preserve"> </w:t>
-      </w:r>
-      <w:r>
-        <w:t xml:space="preserve">to all your task nodes (bypassing any discrete sub-skills), the engine bypasses DINA logic entirely and estimates a standard Unidimensional IRT model.</w:t>
-      </w:r>
-    </w:p>
-    <w:p>
-      <w:pPr>
-        <w:pStyle w:val="Compact"/>
-        <w:numPr>
-          <w:ilvl w:val="0"/>
-          <w:numId w:val="1011"/>
-        </w:numPr>
-      </w:pPr>
-      <w:r>
-        <w:rPr>
-          <w:b/>
-          <w:bCs/>
-        </w:rPr>
-        <w:t xml:space="preserve">Multidimensional IRT (MIRT):</w:t>
-      </w:r>
-      <w:r>
-        <w:t xml:space="preserve"> </w:t>
-      </w:r>
-      <w:r>
-        <w:t xml:space="preserve">If you have</w:t>
-      </w:r>
-      <w:r>
-        <w:t xml:space="preserve"> </w:t>
-      </w:r>
-      <w:r>
-        <w:rPr>
-          <w:i/>
-          <w:iCs/>
-        </w:rPr>
-        <w:t xml:space="preserve">multiple</w:t>
-      </w:r>
-      <w:r>
-        <w:t xml:space="preserve"> </w:t>
-      </w:r>
-      <w:r>
-        <w:t xml:space="preserve">continuous root attributes pointing directly to your task nodes, the engine estimates a Multidimensional Item Response Theory model.</w:t>
       </w:r>
     </w:p>
     <w:tbl>
       <w:tblPr>
         <w:tblStyle w:val="Table"/>
-        <w:tblW w:type="pct" w:w="5000"/>
-        <w:tblLayout w:type="fixed"/>
+        <w:tblLook w:firstRow="0" w:lastRow="0" w:firstColumn="0" w:lastColumn="0" w:noHBand="0" w:noVBand="0" w:val="0000"/>
+        <w:tblBorders>
+          <w:top w:val="single" w:sz="4" w:space="0" w:color="0758E5"/>
+          <w:left w:val="single" w:sz="24" w:space="0" w:color="0758E5"/>
+          <w:bottom w:val="single" w:sz="4" w:space="0" w:color="0758E5"/>
+          <w:right w:val="single" w:sz="4" w:space="0" w:color="0758E5"/>
+        </w:tblBorders>
+        <w:tblCellMar>
+          <w:left w:w="144" w:type="dxa"/>
+          <w:right w:w="144" w:type="dxa"/>
+        </w:tblCellMar>
         <w:tblLook w:firstRow="0" w:lastRow="0" w:firstColumn="0" w:lastColumn="0" w:noHBand="0" w:noVBand="0" w:val="0000"/>
       </w:tblPr>
-      <w:tblGrid>
-        <w:gridCol w:w="7920"/>
-      </w:tblGrid>
       <w:tr>
+        <w:trPr>
+          <w:cantSplit/>
+        </w:trPr>
         <w:tc>
-          <w:tcPr/>
-          <w:bookmarkStart w:id="43" w:name="fig-edit-fields"/>
+          <w:tcPr>
+            <w:shd w:color="auto" w:fill="dae6fb" w:val="clear"/>
+            <w:tcMar>
+              <w:top w:w="92" w:type="dxa"/>
+              <w:bottom w:w="92" w:type="dxa"/>
+            </w:tcMar>
+          </w:tcPr>
           <w:p>
             <w:pPr>
-              <w:pStyle w:val="Compact"/>
-              <w:jc w:val="center"/>
+              <w:pStyle w:val="FirstParagraph"/>
+            </w:pPr>
+            <w:pPr>
+              <w:spacing w:before="0" w:after="0"/>
+              <w:textAlignment w:val="center"/>
             </w:pPr>
             <w:r>
               <w:drawing>
                 <wp:inline>
-                  <wp:extent cx="2667000" cy="824137"/>
+                  <wp:extent cx="152400" cy="152400"/>
                   <wp:effectExtent b="0" l="0" r="0" t="0"/>
-                  <wp:docPr descr="" title="" id="41" name="Picture"/>
+                  <wp:docPr descr="" title="" id="49" name="Picture"/>
                   <a:graphic>
                     <a:graphicData uri="http://schemas.openxmlformats.org/drawingml/2006/picture">
                       <pic:pic>
                         <pic:nvPicPr>
-                          <pic:cNvPr descr="./edit_fields.png" id="42" name="Picture"/>
+                          <pic:cNvPr descr="/Applications/quarto/share/formats/docx/note.png" id="50" name="Picture"/>
                           <pic:cNvPicPr>
                             <a:picLocks noChangeArrowheads="1" noChangeAspect="1"/>
                           </pic:cNvPicPr>
                         </pic:nvPicPr>
                         <pic:blipFill>
-                          <a:blip r:embed="rId40"/>
+                          <a:blip r:embed="rId48"/>
                           <a:stretch>
                             <a:fillRect/>
                           </a:stretch>
@@ -1353,7 +1943,7 @@
                         <pic:spPr bwMode="auto">
                           <a:xfrm>
                             <a:off x="0" y="0"/>
-                            <a:ext cx="2667000" cy="824137"/>
+                            <a:ext cx="152400" cy="152400"/>
                           </a:xfrm>
                           <a:prstGeom prst="rect">
                             <a:avLst/>
@@ -1371,21 +1961,355 @@
                 </wp:inline>
               </w:drawing>
             </w:r>
+            <w:r>
+              <w:t xml:space="preserve"> </w:t>
+            </w:r>
+            <w:r>
+              <w:t xml:space="preserve"> </w:t>
+            </w:r>
+            <w:r>
+              <w:t xml:space="preserve">Advanced: HO-DINA, IRT, and MIRT Specification</w:t>
+            </w:r>
+          </w:p>
+        </w:tc>
+      </w:tr>
+      <w:tr>
+        <w:trPr>
+          <w:cantSplit/>
+        </w:trPr>
+        <w:tc>
+          <w:tcPr>
+            <w:tcMar>
+              <w:top w:w="108" w:type="dxa"/>
+              <w:bottom w:w="108" w:type="dxa"/>
+            </w:tcMar>
+          </w:tcPr>
+          <w:p>
+            <w:pPr>
+              <w:pStyle w:val="BodyText"/>
+            </w:pPr>
+            <w:pPr>
+              <w:spacing w:before="16"/>
+            </w:pPr>
+            <w:r>
+              <w:t xml:space="preserve">You can skip this section on a first read - it is only relevant if you want to model</w:t>
+            </w:r>
+            <w:r>
+              <w:t xml:space="preserve"> </w:t>
+            </w:r>
+            <w:r>
+              <w:rPr>
+                <w:b/>
+                <w:bCs/>
+              </w:rPr>
+              <w:t xml:space="preserve">continuous</w:t>
+            </w:r>
+            <w:r>
+              <w:t xml:space="preserve"> </w:t>
+            </w:r>
+            <w:r>
+              <w:t xml:space="preserve">latent traits (like a general ability score) rather than binary mastery.</w:t>
+            </w:r>
           </w:p>
           <w:p>
             <w:pPr>
-              <w:jc w:val="center"/>
+              <w:pStyle w:val="BodyText"/>
             </w:pPr>
+            <w:r>
+              <w:t xml:space="preserve">By default, an Attribute with</w:t>
+            </w:r>
+            <w:r>
+              <w:t xml:space="preserve"> </w:t>
+            </w:r>
+            <w:r>
+              <w:rPr>
+                <w:rStyle w:val="VerbatimChar"/>
+              </w:rPr>
+              <w:t xml:space="preserve">dina</w:t>
+            </w:r>
+            <w:r>
+              <w:t xml:space="preserve"> </w:t>
+            </w:r>
+            <w:r>
+              <w:t xml:space="preserve">as its compute method represents a discrete, binary skill (Mastery vs. Non-Mastery). However, PGDCM also supports continuous latent variables. You enable this by changing the</w:t>
+            </w:r>
+            <w:r>
+              <w:t xml:space="preserve"> </w:t>
+            </w:r>
+            <w:r>
+              <w:rPr>
+                <w:rStyle w:val="VerbatimChar"/>
+              </w:rPr>
+              <w:t xml:space="preserve">compute</w:t>
+            </w:r>
+            <w:r>
+              <w:t xml:space="preserve"> </w:t>
+            </w:r>
+            <w:r>
+              <w:t xml:space="preserve">column of a</w:t>
+            </w:r>
+            <w:r>
+              <w:t xml:space="preserve"> </w:t>
+            </w:r>
+            <w:r>
+              <w:rPr>
+                <w:b/>
+                <w:bCs/>
+              </w:rPr>
+              <w:t xml:space="preserve">root node</w:t>
+            </w:r>
+            <w:r>
+              <w:t xml:space="preserve"> </w:t>
+            </w:r>
+            <w:r>
+              <w:t xml:space="preserve">(a node with no incoming arrows) to</w:t>
+            </w:r>
+            <w:r>
+              <w:t xml:space="preserve"> </w:t>
+            </w:r>
+            <w:r>
+              <w:rPr>
+                <w:rStyle w:val="VerbatimChar"/>
+              </w:rPr>
+              <w:t xml:space="preserve">continuous</w:t>
+            </w:r>
+            <w:r>
+              <w:t xml:space="preserve">.</w:t>
+            </w:r>
+          </w:p>
+          <w:p>
             <w:pPr>
-              <w:jc w:val="left"/>
-              <w:spacing w:before="200"/>
-              <w:pStyle w:val="ImageCaption"/>
+              <w:pStyle w:val="BodyText"/>
             </w:pPr>
             <w:r>
-              <w:t xml:space="preserve">Figure 5: Defining node type and compute</w:t>
+              <w:t xml:space="preserve">Depending on your network structure, this produces different model types:</w:t>
             </w:r>
           </w:p>
-          <w:bookmarkEnd w:id="43"/>
+          <w:tbl>
+            <w:tblPr>
+              <w:tblStyle w:val="Table"/>
+              <w:tblW w:type="pct" w:w="5000"/>
+              <w:tblLayout w:type="fixed"/>
+              <w:tblLook w:firstRow="1" w:lastRow="0" w:firstColumn="0" w:lastColumn="0" w:noHBand="0" w:noVBand="0" w:val="0020"/>
+            </w:tblPr>
+            <w:tblGrid>
+              <w:gridCol w:w="3960"/>
+              <w:gridCol w:w="3960"/>
+            </w:tblGrid>
+            <w:tr>
+              <w:trPr>
+                <w:tblHeader w:val="on"/>
+              </w:trPr>
+              <w:tc>
+                <w:tcPr/>
+                <w:p>
+                  <w:pPr>
+                    <w:pStyle w:val="Compact"/>
+                  </w:pPr>
+                  <w:r>
+                    <w:t xml:space="preserve">Network structure</w:t>
+                  </w:r>
+                </w:p>
+              </w:tc>
+              <w:tc>
+                <w:tcPr/>
+                <w:p>
+                  <w:pPr>
+                    <w:pStyle w:val="Compact"/>
+                  </w:pPr>
+                  <w:r>
+                    <w:t xml:space="preserve">Resulting model</w:t>
+                  </w:r>
+                </w:p>
+              </w:tc>
+            </w:tr>
+            <w:tr>
+              <w:tc>
+                <w:tcPr/>
+                <w:p>
+                  <w:pPr>
+                    <w:pStyle w:val="Compact"/>
+                  </w:pPr>
+                  <w:r>
+                    <w:t xml:space="preserve">One continuous root → discrete children → tasks</w:t>
+                  </w:r>
+                </w:p>
+              </w:tc>
+              <w:tc>
+                <w:tcPr/>
+                <w:p>
+                  <w:pPr>
+                    <w:pStyle w:val="Compact"/>
+                  </w:pPr>
+                  <w:r>
+                    <w:rPr>
+                      <w:b/>
+                      <w:bCs/>
+                    </w:rPr>
+                    <w:t xml:space="preserve">Higher-Order DINA (HO-DINA)</w:t>
+                  </w:r>
+                  <w:r>
+                    <w:t xml:space="preserve">: the root represents general ability (</w:t>
+                  </w:r>
+                  <m:oMath>
+                    <m:r>
+                      <m:t>θ</m:t>
+                    </m:r>
+                  </m:oMath>
+                  <w:r>
+                    <w:t xml:space="preserve">), children represent sub-skills</w:t>
+                  </w:r>
+                </w:p>
+              </w:tc>
+            </w:tr>
+            <w:tr>
+              <w:tc>
+                <w:tcPr/>
+                <w:p>
+                  <w:pPr>
+                    <w:pStyle w:val="Compact"/>
+                  </w:pPr>
+                  <w:r>
+                    <w:t xml:space="preserve">One continuous root → tasks directly (no children)</w:t>
+                  </w:r>
+                </w:p>
+              </w:tc>
+              <w:tc>
+                <w:tcPr/>
+                <w:p>
+                  <w:pPr>
+                    <w:pStyle w:val="Compact"/>
+                  </w:pPr>
+                  <w:r>
+                    <w:rPr>
+                      <w:b/>
+                      <w:bCs/>
+                    </w:rPr>
+                    <w:t xml:space="preserve">Unidimensional IRT</w:t>
+                  </w:r>
+                  <w:r>
+                    <w:t xml:space="preserve">: standard Item Response Theory model</w:t>
+                  </w:r>
+                </w:p>
+              </w:tc>
+            </w:tr>
+            <w:tr>
+              <w:tc>
+                <w:tcPr/>
+                <w:p>
+                  <w:pPr>
+                    <w:pStyle w:val="Compact"/>
+                  </w:pPr>
+                  <w:r>
+                    <w:t xml:space="preserve">Multiple continuous roots → tasks directly</w:t>
+                  </w:r>
+                </w:p>
+              </w:tc>
+              <w:tc>
+                <w:tcPr/>
+                <w:p>
+                  <w:pPr>
+                    <w:pStyle w:val="Compact"/>
+                  </w:pPr>
+                  <w:r>
+                    <w:rPr>
+                      <w:b/>
+                      <w:bCs/>
+                    </w:rPr>
+                    <w:t xml:space="preserve">Multidimensional IRT (MIRT)</w:t>
+                  </w:r>
+                </w:p>
+              </w:tc>
+            </w:tr>
+          </w:tbl>
+          <w:p>
+            <w:pPr>
+              <w:pStyle w:val="BodyText"/>
+            </w:pPr>
+            <w:r>
+              <w:t xml:space="preserve"> </w:t>
+            </w:r>
+          </w:p>
+          <w:tbl>
+            <w:tblPr>
+              <w:tblStyle w:val="Table"/>
+              <w:tblW w:type="pct" w:w="5000"/>
+              <w:tblLayout w:type="fixed"/>
+              <w:tblLook w:firstRow="0" w:lastRow="0" w:firstColumn="0" w:lastColumn="0" w:noHBand="0" w:noVBand="0" w:val="0000"/>
+            </w:tblPr>
+            <w:tblGrid>
+              <w:gridCol w:w="7920"/>
+            </w:tblGrid>
+            <w:tr>
+              <w:tc>
+                <w:tcPr/>
+                <w:bookmarkStart w:id="54" w:name="fig-edit-fields"/>
+                <w:p>
+                  <w:pPr>
+                    <w:pStyle w:val="Compact"/>
+                    <w:jc w:val="center"/>
+                  </w:pPr>
+                  <w:r>
+                    <w:drawing>
+                      <wp:inline>
+                        <wp:extent cx="2667000" cy="824137"/>
+                        <wp:effectExtent b="0" l="0" r="0" t="0"/>
+                        <wp:docPr descr="" title="" id="52" name="Picture"/>
+                        <a:graphic>
+                          <a:graphicData uri="http://schemas.openxmlformats.org/drawingml/2006/picture">
+                            <pic:pic>
+                              <pic:nvPicPr>
+                                <pic:cNvPr descr="edit_fields.png" id="53" name="Picture"/>
+                                <pic:cNvPicPr>
+                                  <a:picLocks noChangeArrowheads="1" noChangeAspect="1"/>
+                                </pic:cNvPicPr>
+                              </pic:nvPicPr>
+                              <pic:blipFill>
+                                <a:blip r:embed="rId51"/>
+                                <a:stretch>
+                                  <a:fillRect/>
+                                </a:stretch>
+                              </pic:blipFill>
+                              <pic:spPr bwMode="auto">
+                                <a:xfrm>
+                                  <a:off x="0" y="0"/>
+                                  <a:ext cx="2667000" cy="824137"/>
+                                </a:xfrm>
+                                <a:prstGeom prst="rect">
+                                  <a:avLst/>
+                                </a:prstGeom>
+                                <a:noFill/>
+                                <a:ln w="9525">
+                                  <a:noFill/>
+                                  <a:headEnd/>
+                                  <a:tailEnd/>
+                                </a:ln>
+                              </pic:spPr>
+                            </pic:pic>
+                          </a:graphicData>
+                        </a:graphic>
+                      </wp:inline>
+                    </w:drawing>
+                  </w:r>
+                </w:p>
+                <w:p>
+                  <w:pPr>
+                    <w:jc w:val="center"/>
+                  </w:pPr>
+                  <w:pPr>
+                    <w:jc w:val="left"/>
+                    <w:spacing w:before="200"/>
+                    <w:pStyle w:val="ImageCaption"/>
+                  </w:pPr>
+                  <w:r>
+                    <w:t xml:space="preserve">Figure 4: Defining node type and compute</w:t>
+                  </w:r>
+                </w:p>
+                <w:bookmarkEnd w:id="54"/>
+              </w:tc>
+            </w:tr>
+          </w:tbl>
+          <w:p/>
         </w:tc>
       </w:tr>
     </w:tbl>
@@ -1406,7 +2330,7 @@
         <w:pStyle w:val="Compact"/>
         <w:numPr>
           <w:ilvl w:val="0"/>
-          <w:numId w:val="1012"/>
+          <w:numId w:val="1013"/>
         </w:numPr>
       </w:pPr>
       <w:r>
@@ -1450,7 +2374,7 @@
         <w:pStyle w:val="Compact"/>
         <w:numPr>
           <w:ilvl w:val="0"/>
-          <w:numId w:val="1012"/>
+          <w:numId w:val="1013"/>
         </w:numPr>
       </w:pPr>
       <w:r>
@@ -1475,7 +2399,7 @@
         <w:pStyle w:val="Compact"/>
         <w:numPr>
           <w:ilvl w:val="0"/>
-          <w:numId w:val="1012"/>
+          <w:numId w:val="1013"/>
         </w:numPr>
       </w:pPr>
       <w:r>
@@ -1498,15 +2422,14 @@
         <w:t xml:space="preserve">node to complete the edge.</w:t>
       </w:r>
     </w:p>
-    <w:bookmarkEnd w:id="44"/>
-    <w:bookmarkEnd w:id="45"/>
-    <w:bookmarkStart w:id="46" w:name="connecting-r-to-cytoscape"/>
+    <w:bookmarkEnd w:id="55"/>
+    <w:bookmarkStart w:id="56" w:name="X1d64f1cc5a6a3e3a48be6626770aa7448a94f33"/>
     <w:p>
       <w:pPr>
         <w:pStyle w:val="Heading2"/>
       </w:pPr>
       <w:r>
-        <w:t xml:space="preserve">Connecting R to Cytoscape</w:t>
+        <w:t xml:space="preserve">Editing Large Networks (Hide/Show Sub-networks)</w:t>
       </w:r>
     </w:p>
     <w:p>
@@ -1514,7 +2437,164 @@
         <w:pStyle w:val="FirstParagraph"/>
       </w:pPr>
       <w:r>
-        <w:t xml:space="preserve">Before passing any data, we need to ensure R can communicate with your active Cytoscape session. We do this by loading the</w:t>
+        <w:t xml:space="preserve">When working with large, complex networks, the Cytoscape canvas can become a tangled</w:t>
+      </w:r>
+      <w:r>
+        <w:t xml:space="preserve"> </w:t>
+      </w:r>
+      <w:r>
+        <w:t xml:space="preserve">“hairball.”</w:t>
+      </w:r>
+      <w:r>
+        <w:t xml:space="preserve"> </w:t>
+      </w:r>
+      <w:r>
+        <w:t xml:space="preserve">If you need to focus on a specific sub-network (e.g., a single attribute and its connected tasks), you can temporarily hide the rest of the network without creating a separate Cytoscape network object. This guarantees all structural edits (like adding edges) naturally remain in your primary Evidence/Competency model.</w:t>
+      </w:r>
+    </w:p>
+    <w:p>
+      <w:pPr>
+        <w:pStyle w:val="Compact"/>
+        <w:numPr>
+          <w:ilvl w:val="0"/>
+          <w:numId w:val="1014"/>
+        </w:numPr>
+      </w:pPr>
+      <w:r>
+        <w:rPr>
+          <w:b/>
+          <w:bCs/>
+        </w:rPr>
+        <w:t xml:space="preserve">Select target nodes:</w:t>
+      </w:r>
+      <w:r>
+        <w:t xml:space="preserve"> </w:t>
+      </w:r>
+      <w:r>
+        <w:t xml:space="preserve">Highlight the nodes you want to focus on. (</w:t>
+      </w:r>
+      <w:r>
+        <w:rPr>
+          <w:i/>
+          <w:iCs/>
+        </w:rPr>
+        <w:t xml:space="preserve">Tip:</w:t>
+      </w:r>
+      <w:r>
+        <w:t xml:space="preserve"> </w:t>
+      </w:r>
+      <w:r>
+        <w:t xml:space="preserve">Select a node, then use **Select \&gt; Nodes \&gt; First Neighbors of Selected Nodes).</w:t>
+      </w:r>
+    </w:p>
+    <w:p>
+      <w:pPr>
+        <w:pStyle w:val="Compact"/>
+        <w:numPr>
+          <w:ilvl w:val="0"/>
+          <w:numId w:val="1014"/>
+        </w:numPr>
+      </w:pPr>
+      <w:r>
+        <w:rPr>
+          <w:b/>
+          <w:bCs/>
+        </w:rPr>
+        <w:t xml:space="preserve">Hide the rest:</w:t>
+      </w:r>
+      <w:r>
+        <w:t xml:space="preserve"> </w:t>
+      </w:r>
+      <w:r>
+        <w:t xml:space="preserve">From the Cytoscape Menu, **Select \&gt; Nodes \&gt; Hide Unselected Nodes.</w:t>
+      </w:r>
+    </w:p>
+    <w:p>
+      <w:pPr>
+        <w:pStyle w:val="Compact"/>
+        <w:numPr>
+          <w:ilvl w:val="0"/>
+          <w:numId w:val="1014"/>
+        </w:numPr>
+      </w:pPr>
+      <w:r>
+        <w:rPr>
+          <w:b/>
+          <w:bCs/>
+        </w:rPr>
+        <w:t xml:space="preserve">Make your edits:</w:t>
+      </w:r>
+      <w:r>
+        <w:t xml:space="preserve"> </w:t>
+      </w:r>
+      <w:r>
+        <w:t xml:space="preserve">You can now simply adjust the layout, move nodes, add edges, or edit attributes on this isolated sub-network.</w:t>
+      </w:r>
+    </w:p>
+    <w:p>
+      <w:pPr>
+        <w:pStyle w:val="Compact"/>
+        <w:numPr>
+          <w:ilvl w:val="0"/>
+          <w:numId w:val="1014"/>
+        </w:numPr>
+      </w:pPr>
+      <w:r>
+        <w:rPr>
+          <w:b/>
+          <w:bCs/>
+        </w:rPr>
+        <w:t xml:space="preserve">Zoom out back to the full network:</w:t>
+      </w:r>
+      <w:r>
+        <w:t xml:space="preserve"> </w:t>
+      </w:r>
+      <w:r>
+        <w:t xml:space="preserve">When finished, go to the Cytoscape Menu, **Select \&gt; Nodes \&gt; Show All Nodes. All your new edits and coordinates will neatly integrate back into the main network!</w:t>
+      </w:r>
+    </w:p>
+    <w:bookmarkEnd w:id="56"/>
+    <w:bookmarkEnd w:id="57"/>
+    <w:bookmarkStart w:id="65" w:name="X5a65af1a2f16b68e01036f06492b223d668a56c"/>
+    <w:p>
+      <w:pPr>
+        <w:pStyle w:val="Heading1"/>
+      </w:pPr>
+      <w:r>
+        <w:t xml:space="preserve">Scenario 1: Starting from Task Data (Building Models from Scratch)</w:t>
+      </w:r>
+    </w:p>
+    <w:p>
+      <w:pPr>
+        <w:pStyle w:val="FirstParagraph"/>
+      </w:pPr>
+      <w:r>
+        <w:t xml:space="preserve">In this scenario, you start with just a raw response matrix (often an Excel file). The columns represent tasks (items). There are no attribute nodes or edges yet, meaning neither the Competency nor the Evidence model exists.</w:t>
+      </w:r>
+    </w:p>
+    <w:p>
+      <w:pPr>
+        <w:pStyle w:val="BodyText"/>
+      </w:pPr>
+      <w:r>
+        <w:t xml:space="preserve">Our goal is to push the task nodes into Cytoscape, manually build the rest of the network (attribute nodes and all edges), and then pull the completed graph back to R.</w:t>
+      </w:r>
+    </w:p>
+    <w:bookmarkStart w:id="58" w:name="step-1-push-task-nodes-to-cytoscape"/>
+    <w:p>
+      <w:pPr>
+        <w:pStyle w:val="Heading2"/>
+      </w:pPr>
+      <w:r>
+        <w:t xml:space="preserve">Step 1: Push Task Nodes to Cytoscape</w:t>
+      </w:r>
+    </w:p>
+    <w:p>
+      <w:pPr>
+        <w:pStyle w:val="FirstParagraph"/>
+      </w:pPr>
+      <w:r>
+        <w:t xml:space="preserve">First, we read the data, extract the item names, and push them to Cytoscape using our helper function</w:t>
       </w:r>
       <w:r>
         <w:t xml:space="preserve"> </w:t>
@@ -1523,48 +2603,10 @@
         <w:rPr>
           <w:rStyle w:val="VerbatimChar"/>
         </w:rPr>
-        <w:t xml:space="preserve">RCy3</w:t>
-      </w:r>
-      <w:r>
-        <w:t xml:space="preserve"> </w:t>
-      </w:r>
-      <w:r>
-        <w:t xml:space="preserve">package and</w:t>
-      </w:r>
-      <w:r>
-        <w:t xml:space="preserve"> </w:t>
-      </w:r>
-      <w:r>
-        <w:t xml:space="preserve">“pinging”</w:t>
-      </w:r>
-      <w:r>
-        <w:t xml:space="preserve"> </w:t>
-      </w:r>
-      <w:r>
-        <w:t xml:space="preserve">the default Cytoscape port.</w:t>
-      </w:r>
-    </w:p>
-    <w:p>
-      <w:pPr>
-        <w:pStyle w:val="BodyText"/>
-      </w:pPr>
-      <w:r>
-        <w:t xml:space="preserve">Our custom utility functions (like pushing models or formatting tables) are seamlessly integrated right into the primary</w:t>
-      </w:r>
-      <w:r>
-        <w:t xml:space="preserve"> </w:t>
-      </w:r>
-      <w:r>
-        <w:rPr>
-          <w:rStyle w:val="VerbatimChar"/>
-        </w:rPr>
-        <w:t xml:space="preserve">pgdcm</w:t>
-      </w:r>
-      <w:r>
-        <w:t xml:space="preserve"> </w:t>
-      </w:r>
-      <w:r>
-        <w:t xml:space="preserve">library.</w:t>
+        <w:t xml:space="preserve">Tasks2CytoNodes()</w:t>
+      </w:r>
+      <w:r>
+        <w:t xml:space="preserve">.</w:t>
       </w:r>
     </w:p>
     <w:p>
@@ -1575,22 +2617,76 @@
         <w:rPr>
           <w:rStyle w:val="CommentTok"/>
         </w:rPr>
-        <w:t xml:space="preserve"># Load required libraries</w:t>
+        <w:t xml:space="preserve"># Read the X matrix</w:t>
       </w:r>
       <w:r>
         <w:br/>
       </w:r>
       <w:r>
         <w:rPr>
+          <w:rStyle w:val="NormalTok"/>
+        </w:rPr>
+        <w:t xml:space="preserve">X </w:t>
+      </w:r>
+      <w:r>
+        <w:rPr>
+          <w:rStyle w:val="OtherTok"/>
+        </w:rPr>
+        <w:t xml:space="preserve">&lt;-</w:t>
+      </w:r>
+      <w:r>
+        <w:rPr>
+          <w:rStyle w:val="NormalTok"/>
+        </w:rPr>
+        <w:t xml:space="preserve"> </w:t>
+      </w:r>
+      <w:r>
+        <w:rPr>
           <w:rStyle w:val="FunctionTok"/>
         </w:rPr>
-        <w:t xml:space="preserve">library</w:t>
-      </w:r>
-      <w:r>
-        <w:rPr>
-          <w:rStyle w:val="NormalTok"/>
-        </w:rPr>
-        <w:t xml:space="preserve">(RCy3)</w:t>
+        <w:t xml:space="preserve">read_excel</w:t>
+      </w:r>
+      <w:r>
+        <w:rPr>
+          <w:rStyle w:val="NormalTok"/>
+        </w:rPr>
+        <w:t xml:space="preserve">(</w:t>
+      </w:r>
+      <w:r>
+        <w:rPr>
+          <w:rStyle w:val="StringTok"/>
+        </w:rPr>
+        <w:t xml:space="preserve">"testdatafile.xlsx"</w:t>
+      </w:r>
+      <w:r>
+        <w:rPr>
+          <w:rStyle w:val="NormalTok"/>
+        </w:rPr>
+        <w:t xml:space="preserve">, </w:t>
+      </w:r>
+      <w:r>
+        <w:rPr>
+          <w:rStyle w:val="AttributeTok"/>
+        </w:rPr>
+        <w:t xml:space="preserve">sheet =</w:t>
+      </w:r>
+      <w:r>
+        <w:rPr>
+          <w:rStyle w:val="NormalTok"/>
+        </w:rPr>
+        <w:t xml:space="preserve"> </w:t>
+      </w:r>
+      <w:r>
+        <w:rPr>
+          <w:rStyle w:val="DecValTok"/>
+        </w:rPr>
+        <w:t xml:space="preserve">1</w:t>
+      </w:r>
+      <w:r>
+        <w:rPr>
+          <w:rStyle w:val="NormalTok"/>
+        </w:rPr>
+        <w:t xml:space="preserve">)</w:t>
       </w:r>
       <w:r>
         <w:br/>
@@ -1599,403 +2695,168 @@
         <w:rPr>
           <w:rStyle w:val="FunctionTok"/>
         </w:rPr>
-        <w:t xml:space="preserve">library</w:t>
-      </w:r>
-      <w:r>
-        <w:rPr>
-          <w:rStyle w:val="NormalTok"/>
-        </w:rPr>
-        <w:t xml:space="preserve">(igraph)</w:t>
+        <w:t xml:space="preserve">message</w:t>
+      </w:r>
+      <w:r>
+        <w:rPr>
+          <w:rStyle w:val="NormalTok"/>
+        </w:rPr>
+        <w:t xml:space="preserve">(</w:t>
+      </w:r>
+      <w:r>
+        <w:rPr>
+          <w:rStyle w:val="FunctionTok"/>
+        </w:rPr>
+        <w:t xml:space="preserve">sprintf</w:t>
+      </w:r>
+      <w:r>
+        <w:rPr>
+          <w:rStyle w:val="NormalTok"/>
+        </w:rPr>
+        <w:t xml:space="preserve">(</w:t>
+      </w:r>
+      <w:r>
+        <w:rPr>
+          <w:rStyle w:val="StringTok"/>
+        </w:rPr>
+        <w:t xml:space="preserve">"Loaded X matrix: %d students × %d items"</w:t>
+      </w:r>
+      <w:r>
+        <w:rPr>
+          <w:rStyle w:val="NormalTok"/>
+        </w:rPr>
+        <w:t xml:space="preserve">, </w:t>
+      </w:r>
+      <w:r>
+        <w:rPr>
+          <w:rStyle w:val="FunctionTok"/>
+        </w:rPr>
+        <w:t xml:space="preserve">nrow</w:t>
+      </w:r>
+      <w:r>
+        <w:rPr>
+          <w:rStyle w:val="NormalTok"/>
+        </w:rPr>
+        <w:t xml:space="preserve">(X), </w:t>
+      </w:r>
+      <w:r>
+        <w:rPr>
+          <w:rStyle w:val="FunctionTok"/>
+        </w:rPr>
+        <w:t xml:space="preserve">ncol</w:t>
+      </w:r>
+      <w:r>
+        <w:rPr>
+          <w:rStyle w:val="NormalTok"/>
+        </w:rPr>
+        <w:t xml:space="preserve">(X) </w:t>
+      </w:r>
+      <w:r>
+        <w:rPr>
+          <w:rStyle w:val="SpecialCharTok"/>
+        </w:rPr>
+        <w:t xml:space="preserve">-</w:t>
+      </w:r>
+      <w:r>
+        <w:rPr>
+          <w:rStyle w:val="NormalTok"/>
+        </w:rPr>
+        <w:t xml:space="preserve"> </w:t>
+      </w:r>
+      <w:r>
+        <w:rPr>
+          <w:rStyle w:val="DecValTok"/>
+        </w:rPr>
+        <w:t xml:space="preserve">1</w:t>
+      </w:r>
+      <w:r>
+        <w:rPr>
+          <w:rStyle w:val="NormalTok"/>
+        </w:rPr>
+        <w:t xml:space="preserve">))</w:t>
       </w:r>
       <w:r>
         <w:br/>
       </w:r>
       <w:r>
+        <w:br/>
+      </w:r>
+      <w:r>
+        <w:rPr>
+          <w:rStyle w:val="CommentTok"/>
+        </w:rPr>
+        <w:t xml:space="preserve"># Drop the Subject column; remaining columns are the task (item) names</w:t>
+      </w:r>
+      <w:r>
+        <w:br/>
+      </w:r>
+      <w:r>
+        <w:rPr>
+          <w:rStyle w:val="NormalTok"/>
+        </w:rPr>
+        <w:t xml:space="preserve">task_names </w:t>
+      </w:r>
+      <w:r>
+        <w:rPr>
+          <w:rStyle w:val="OtherTok"/>
+        </w:rPr>
+        <w:t xml:space="preserve">&lt;-</w:t>
+      </w:r>
+      <w:r>
+        <w:rPr>
+          <w:rStyle w:val="NormalTok"/>
+        </w:rPr>
+        <w:t xml:space="preserve"> </w:t>
+      </w:r>
+      <w:r>
         <w:rPr>
           <w:rStyle w:val="FunctionTok"/>
         </w:rPr>
-        <w:t xml:space="preserve">library</w:t>
-      </w:r>
-      <w:r>
-        <w:rPr>
-          <w:rStyle w:val="NormalTok"/>
-        </w:rPr>
-        <w:t xml:space="preserve">(readxl)</w:t>
+        <w:t xml:space="preserve">colnames</w:t>
+      </w:r>
+      <w:r>
+        <w:rPr>
+          <w:rStyle w:val="NormalTok"/>
+        </w:rPr>
+        <w:t xml:space="preserve">(X)[</w:t>
+      </w:r>
+      <w:r>
+        <w:rPr>
+          <w:rStyle w:val="SpecialCharTok"/>
+        </w:rPr>
+        <w:t xml:space="preserve">-</w:t>
+      </w:r>
+      <w:r>
+        <w:rPr>
+          <w:rStyle w:val="DecValTok"/>
+        </w:rPr>
+        <w:t xml:space="preserve">1</w:t>
+      </w:r>
+      <w:r>
+        <w:rPr>
+          <w:rStyle w:val="NormalTok"/>
+        </w:rPr>
+        <w:t xml:space="preserve">]</w:t>
       </w:r>
       <w:r>
         <w:br/>
       </w:r>
       <w:r>
+        <w:br/>
+      </w:r>
+      <w:r>
+        <w:rPr>
+          <w:rStyle w:val="CommentTok"/>
+        </w:rPr>
+        <w:t xml:space="preserve"># Build nodes from task names and push to Cytoscape</w:t>
+      </w:r>
+      <w:r>
+        <w:br/>
+      </w:r>
+      <w:r>
         <w:rPr>
           <w:rStyle w:val="FunctionTok"/>
         </w:rPr>
-        <w:t xml:space="preserve">library</w:t>
-      </w:r>
-      <w:r>
-        <w:rPr>
-          <w:rStyle w:val="NormalTok"/>
-        </w:rPr>
-        <w:t xml:space="preserve">(pgdcm)</w:t>
-      </w:r>
-      <w:r>
-        <w:br/>
-      </w:r>
-      <w:r>
-        <w:br/>
-      </w:r>
-      <w:r>
-        <w:rPr>
-          <w:rStyle w:val="CommentTok"/>
-        </w:rPr>
-        <w:t xml:space="preserve"># Verify connection to Cytoscape</w:t>
-      </w:r>
-      <w:r>
-        <w:br/>
-      </w:r>
-      <w:r>
-        <w:rPr>
-          <w:rStyle w:val="NormalTok"/>
-        </w:rPr>
-        <w:t xml:space="preserve">cytoPort </w:t>
-      </w:r>
-      <w:r>
-        <w:rPr>
-          <w:rStyle w:val="OtherTok"/>
-        </w:rPr>
-        <w:t xml:space="preserve">&lt;-</w:t>
-      </w:r>
-      <w:r>
-        <w:rPr>
-          <w:rStyle w:val="NormalTok"/>
-        </w:rPr>
-        <w:t xml:space="preserve"> </w:t>
-      </w:r>
-      <w:r>
-        <w:rPr>
-          <w:rStyle w:val="StringTok"/>
-        </w:rPr>
-        <w:t xml:space="preserve">"http://localhost:1234/v1"</w:t>
-      </w:r>
-      <w:r>
-        <w:br/>
-      </w:r>
-      <w:r>
-        <w:rPr>
-          <w:rStyle w:val="FunctionTok"/>
-        </w:rPr>
-        <w:t xml:space="preserve">cytoscapePing</w:t>
-      </w:r>
-      <w:r>
-        <w:rPr>
-          <w:rStyle w:val="NormalTok"/>
-        </w:rPr>
-        <w:t xml:space="preserve">(cytoPort)</w:t>
-      </w:r>
-    </w:p>
-    <w:bookmarkEnd w:id="46"/>
-    <w:bookmarkEnd w:id="47"/>
-    <w:bookmarkStart w:id="54" w:name="X5a65af1a2f16b68e01036f06492b223d668a56c"/>
-    <w:p>
-      <w:pPr>
-        <w:pStyle w:val="Heading1"/>
-      </w:pPr>
-      <w:r>
-        <w:t xml:space="preserve">Scenario 1: Starting from Task Data (Building Models from Scratch)</w:t>
-      </w:r>
-    </w:p>
-    <w:p>
-      <w:pPr>
-        <w:pStyle w:val="FirstParagraph"/>
-      </w:pPr>
-      <w:r>
-        <w:t xml:space="preserve">In this scenario, you start with just a raw response matrix (often an Excel file). The columns represent tasks (items). There are no attribute nodes or edges yet, meaning neither the Competency nor the Evidence model exists.</w:t>
-      </w:r>
-    </w:p>
-    <w:p>
-      <w:pPr>
-        <w:pStyle w:val="BodyText"/>
-      </w:pPr>
-      <w:r>
-        <w:t xml:space="preserve">Our goal is to push the task nodes into Cytoscape, manually build the rest of the network (attribute nodes and all edges), and then pull the completed graph back to R.</w:t>
-      </w:r>
-    </w:p>
-    <w:bookmarkStart w:id="48" w:name="step-1-push-task-nodes-to-cytoscape"/>
-    <w:p>
-      <w:pPr>
-        <w:pStyle w:val="Heading2"/>
-      </w:pPr>
-      <w:r>
-        <w:t xml:space="preserve">Step 1: Push Task Nodes to Cytoscape</w:t>
-      </w:r>
-    </w:p>
-    <w:p>
-      <w:pPr>
-        <w:pStyle w:val="FirstParagraph"/>
-      </w:pPr>
-      <w:r>
-        <w:t xml:space="preserve">First, we read the data, extract the item names, and push them to Cytoscape using our helper function</w:t>
-      </w:r>
-      <w:r>
-        <w:t xml:space="preserve"> </w:t>
-      </w:r>
-      <w:r>
-        <w:rPr>
-          <w:rStyle w:val="VerbatimChar"/>
-        </w:rPr>
-        <w:t xml:space="preserve">Tasks2CytoNodes()</w:t>
-      </w:r>
-      <w:r>
-        <w:t xml:space="preserve">.</w:t>
-      </w:r>
-    </w:p>
-    <w:p>
-      <w:pPr>
-        <w:pStyle w:val="SourceCode"/>
-      </w:pPr>
-      <w:r>
-        <w:rPr>
-          <w:rStyle w:val="CommentTok"/>
-        </w:rPr>
-        <w:t xml:space="preserve"># Read the X matrix</w:t>
-      </w:r>
-      <w:r>
-        <w:br/>
-      </w:r>
-      <w:r>
-        <w:rPr>
-          <w:rStyle w:val="NormalTok"/>
-        </w:rPr>
-        <w:t xml:space="preserve">X </w:t>
-      </w:r>
-      <w:r>
-        <w:rPr>
-          <w:rStyle w:val="OtherTok"/>
-        </w:rPr>
-        <w:t xml:space="preserve">&lt;-</w:t>
-      </w:r>
-      <w:r>
-        <w:rPr>
-          <w:rStyle w:val="NormalTok"/>
-        </w:rPr>
-        <w:t xml:space="preserve"> </w:t>
-      </w:r>
-      <w:r>
-        <w:rPr>
-          <w:rStyle w:val="FunctionTok"/>
-        </w:rPr>
-        <w:t xml:space="preserve">read_excel</w:t>
-      </w:r>
-      <w:r>
-        <w:rPr>
-          <w:rStyle w:val="NormalTok"/>
-        </w:rPr>
-        <w:t xml:space="preserve">(</w:t>
-      </w:r>
-      <w:r>
-        <w:rPr>
-          <w:rStyle w:val="StringTok"/>
-        </w:rPr>
-        <w:t xml:space="preserve">"testdatafile.xlsx"</w:t>
-      </w:r>
-      <w:r>
-        <w:rPr>
-          <w:rStyle w:val="NormalTok"/>
-        </w:rPr>
-        <w:t xml:space="preserve">, </w:t>
-      </w:r>
-      <w:r>
-        <w:rPr>
-          <w:rStyle w:val="AttributeTok"/>
-        </w:rPr>
-        <w:t xml:space="preserve">sheet =</w:t>
-      </w:r>
-      <w:r>
-        <w:rPr>
-          <w:rStyle w:val="NormalTok"/>
-        </w:rPr>
-        <w:t xml:space="preserve"> </w:t>
-      </w:r>
-      <w:r>
-        <w:rPr>
-          <w:rStyle w:val="DecValTok"/>
-        </w:rPr>
-        <w:t xml:space="preserve">1</w:t>
-      </w:r>
-      <w:r>
-        <w:rPr>
-          <w:rStyle w:val="NormalTok"/>
-        </w:rPr>
-        <w:t xml:space="preserve">)</w:t>
-      </w:r>
-      <w:r>
-        <w:br/>
-      </w:r>
-      <w:r>
-        <w:rPr>
-          <w:rStyle w:val="FunctionTok"/>
-        </w:rPr>
-        <w:t xml:space="preserve">message</w:t>
-      </w:r>
-      <w:r>
-        <w:rPr>
-          <w:rStyle w:val="NormalTok"/>
-        </w:rPr>
-        <w:t xml:space="preserve">(</w:t>
-      </w:r>
-      <w:r>
-        <w:rPr>
-          <w:rStyle w:val="FunctionTok"/>
-        </w:rPr>
-        <w:t xml:space="preserve">sprintf</w:t>
-      </w:r>
-      <w:r>
-        <w:rPr>
-          <w:rStyle w:val="NormalTok"/>
-        </w:rPr>
-        <w:t xml:space="preserve">(</w:t>
-      </w:r>
-      <w:r>
-        <w:rPr>
-          <w:rStyle w:val="StringTok"/>
-        </w:rPr>
-        <w:t xml:space="preserve">"Loaded X matrix: %d students × %d items"</w:t>
-      </w:r>
-      <w:r>
-        <w:rPr>
-          <w:rStyle w:val="NormalTok"/>
-        </w:rPr>
-        <w:t xml:space="preserve">, </w:t>
-      </w:r>
-      <w:r>
-        <w:rPr>
-          <w:rStyle w:val="FunctionTok"/>
-        </w:rPr>
-        <w:t xml:space="preserve">nrow</w:t>
-      </w:r>
-      <w:r>
-        <w:rPr>
-          <w:rStyle w:val="NormalTok"/>
-        </w:rPr>
-        <w:t xml:space="preserve">(X), </w:t>
-      </w:r>
-      <w:r>
-        <w:rPr>
-          <w:rStyle w:val="FunctionTok"/>
-        </w:rPr>
-        <w:t xml:space="preserve">ncol</w:t>
-      </w:r>
-      <w:r>
-        <w:rPr>
-          <w:rStyle w:val="NormalTok"/>
-        </w:rPr>
-        <w:t xml:space="preserve">(X) </w:t>
-      </w:r>
-      <w:r>
-        <w:rPr>
-          <w:rStyle w:val="SpecialCharTok"/>
-        </w:rPr>
-        <w:t xml:space="preserve">-</w:t>
-      </w:r>
-      <w:r>
-        <w:rPr>
-          <w:rStyle w:val="NormalTok"/>
-        </w:rPr>
-        <w:t xml:space="preserve"> </w:t>
-      </w:r>
-      <w:r>
-        <w:rPr>
-          <w:rStyle w:val="DecValTok"/>
-        </w:rPr>
-        <w:t xml:space="preserve">1</w:t>
-      </w:r>
-      <w:r>
-        <w:rPr>
-          <w:rStyle w:val="NormalTok"/>
-        </w:rPr>
-        <w:t xml:space="preserve">))</w:t>
-      </w:r>
-      <w:r>
-        <w:br/>
-      </w:r>
-      <w:r>
-        <w:br/>
-      </w:r>
-      <w:r>
-        <w:rPr>
-          <w:rStyle w:val="CommentTok"/>
-        </w:rPr>
-        <w:t xml:space="preserve"># Drop the Subject column; remaining columns are the task (item) names</w:t>
-      </w:r>
-      <w:r>
-        <w:br/>
-      </w:r>
-      <w:r>
-        <w:rPr>
-          <w:rStyle w:val="NormalTok"/>
-        </w:rPr>
-        <w:t xml:space="preserve">task_names </w:t>
-      </w:r>
-      <w:r>
-        <w:rPr>
-          <w:rStyle w:val="OtherTok"/>
-        </w:rPr>
-        <w:t xml:space="preserve">&lt;-</w:t>
-      </w:r>
-      <w:r>
-        <w:rPr>
-          <w:rStyle w:val="NormalTok"/>
-        </w:rPr>
-        <w:t xml:space="preserve"> </w:t>
-      </w:r>
-      <w:r>
-        <w:rPr>
-          <w:rStyle w:val="FunctionTok"/>
-        </w:rPr>
-        <w:t xml:space="preserve">colnames</w:t>
-      </w:r>
-      <w:r>
-        <w:rPr>
-          <w:rStyle w:val="NormalTok"/>
-        </w:rPr>
-        <w:t xml:space="preserve">(X)[</w:t>
-      </w:r>
-      <w:r>
-        <w:rPr>
-          <w:rStyle w:val="SpecialCharTok"/>
-        </w:rPr>
-        <w:t xml:space="preserve">-</w:t>
-      </w:r>
-      <w:r>
-        <w:rPr>
-          <w:rStyle w:val="DecValTok"/>
-        </w:rPr>
-        <w:t xml:space="preserve">1</w:t>
-      </w:r>
-      <w:r>
-        <w:rPr>
-          <w:rStyle w:val="NormalTok"/>
-        </w:rPr>
-        <w:t xml:space="preserve">]</w:t>
-      </w:r>
-      <w:r>
-        <w:br/>
-      </w:r>
-      <w:r>
-        <w:br/>
-      </w:r>
-      <w:r>
-        <w:rPr>
-          <w:rStyle w:val="CommentTok"/>
-        </w:rPr>
-        <w:t xml:space="preserve"># Build nodes from task names and push to Cytoscape</w:t>
-      </w:r>
-      <w:r>
-        <w:br/>
-      </w:r>
-      <w:r>
-        <w:rPr>
-          <w:rStyle w:val="FunctionTok"/>
-        </w:rPr>
         <w:t xml:space="preserve">Tasks2CytoNodes</w:t>
       </w:r>
       <w:r>
@@ -2005,8 +2866,8 @@
         <w:t xml:space="preserve">(task_names)</w:t>
       </w:r>
     </w:p>
-    <w:bookmarkEnd w:id="48"/>
-    <w:bookmarkStart w:id="52" w:name="step-2-build-the-network-in-cytoscape"/>
+    <w:bookmarkEnd w:id="58"/>
+    <w:bookmarkStart w:id="61" w:name="step-2-build-the-network-in-cytoscape"/>
     <w:p>
       <w:pPr>
         <w:pStyle w:val="Heading2"/>
@@ -2064,18 +2925,18 @@
                 <wp:inline>
                   <wp:extent cx="152400" cy="152400"/>
                   <wp:effectExtent b="0" l="0" r="0" t="0"/>
-                  <wp:docPr descr="" title="" id="50" name="Picture"/>
+                  <wp:docPr descr="" title="" id="59" name="Picture"/>
                   <a:graphic>
                     <a:graphicData uri="http://schemas.openxmlformats.org/drawingml/2006/picture">
                       <pic:pic>
                         <pic:nvPicPr>
-                          <pic:cNvPr descr="/Applications/quarto/share/formats/docx/note.png" id="51" name="Picture"/>
+                          <pic:cNvPr descr="/Applications/quarto/share/formats/docx/note.png" id="60" name="Picture"/>
                           <pic:cNvPicPr>
                             <a:picLocks noChangeArrowheads="1" noChangeAspect="1"/>
                           </pic:cNvPicPr>
                         </pic:nvPicPr>
                         <pic:blipFill>
-                          <a:blip r:embed="rId49"/>
+                          <a:blip r:embed="rId48"/>
                           <a:stretch>
                             <a:fillRect/>
                           </a:stretch>
@@ -2129,7 +2990,7 @@
               <w:pStyle w:val="Compact"/>
               <w:numPr>
                 <w:ilvl w:val="0"/>
-                <w:numId w:val="1013"/>
+                <w:numId w:val="1015"/>
               </w:numPr>
             </w:pPr>
             <w:r>
@@ -2141,7 +3002,7 @@
               <w:pStyle w:val="Compact"/>
               <w:numPr>
                 <w:ilvl w:val="0"/>
-                <w:numId w:val="1013"/>
+                <w:numId w:val="1015"/>
               </w:numPr>
             </w:pPr>
             <w:r>
@@ -2183,7 +3044,7 @@
               <w:pStyle w:val="Compact"/>
               <w:numPr>
                 <w:ilvl w:val="0"/>
-                <w:numId w:val="1013"/>
+                <w:numId w:val="1015"/>
               </w:numPr>
             </w:pPr>
             <w:r>
@@ -2195,7 +3056,7 @@
               <w:pStyle w:val="Compact"/>
               <w:numPr>
                 <w:ilvl w:val="0"/>
-                <w:numId w:val="1013"/>
+                <w:numId w:val="1015"/>
               </w:numPr>
             </w:pPr>
             <w:r>
@@ -2206,8 +3067,8 @@
         </w:tc>
       </w:tr>
     </w:tbl>
-    <w:bookmarkEnd w:id="52"/>
-    <w:bookmarkStart w:id="53" w:name="step-3-pull-network-back-and-save"/>
+    <w:bookmarkEnd w:id="61"/>
+    <w:bookmarkStart w:id="64" w:name="step-3-pull-network-back-and-save"/>
     <w:p>
       <w:pPr>
         <w:pStyle w:val="Heading2"/>
@@ -2478,9 +3339,392 @@
         <w:t xml:space="preserve">)</w:t>
       </w:r>
     </w:p>
-    <w:bookmarkEnd w:id="53"/>
-    <w:bookmarkEnd w:id="54"/>
-    <w:bookmarkStart w:id="59" w:name="X34a988faae6f901da97d8de6eb9259250d07d58"/>
+    <w:tbl>
+      <w:tblPr>
+        <w:tblStyle w:val="Table"/>
+        <w:tblLook w:firstRow="0" w:lastRow="0" w:firstColumn="0" w:lastColumn="0" w:noHBand="0" w:noVBand="0" w:val="0000"/>
+        <w:tblBorders>
+          <w:top w:val="single" w:sz="4" w:space="0" w:color="00A047"/>
+          <w:left w:val="single" w:sz="24" w:space="0" w:color="00A047"/>
+          <w:bottom w:val="single" w:sz="4" w:space="0" w:color="00A047"/>
+          <w:right w:val="single" w:sz="4" w:space="0" w:color="00A047"/>
+        </w:tblBorders>
+        <w:tblCellMar>
+          <w:left w:w="144" w:type="dxa"/>
+          <w:right w:w="144" w:type="dxa"/>
+        </w:tblCellMar>
+        <w:tblLook w:firstRow="0" w:lastRow="0" w:firstColumn="0" w:lastColumn="0" w:noHBand="0" w:noVBand="0" w:val="0000"/>
+      </w:tblPr>
+      <w:tr>
+        <w:trPr>
+          <w:cantSplit/>
+        </w:trPr>
+        <w:tc>
+          <w:tcPr>
+            <w:shd w:color="auto" w:fill="ccf1e3" w:val="clear"/>
+            <w:tcMar>
+              <w:top w:w="92" w:type="dxa"/>
+              <w:bottom w:w="92" w:type="dxa"/>
+            </w:tcMar>
+          </w:tcPr>
+          <w:p>
+            <w:pPr>
+              <w:pStyle w:val="FirstParagraph"/>
+            </w:pPr>
+            <w:pPr>
+              <w:spacing w:before="0" w:after="0"/>
+              <w:textAlignment w:val="center"/>
+            </w:pPr>
+            <w:r>
+              <w:drawing>
+                <wp:inline>
+                  <wp:extent cx="152400" cy="152400"/>
+                  <wp:effectExtent b="0" l="0" r="0" t="0"/>
+                  <wp:docPr descr="" title="" id="62" name="Picture"/>
+                  <a:graphic>
+                    <a:graphicData uri="http://schemas.openxmlformats.org/drawingml/2006/picture">
+                      <pic:pic>
+                        <pic:nvPicPr>
+                          <pic:cNvPr descr="/Applications/quarto/share/formats/docx/tip.png" id="63" name="Picture"/>
+                          <pic:cNvPicPr>
+                            <a:picLocks noChangeArrowheads="1" noChangeAspect="1"/>
+                          </pic:cNvPicPr>
+                        </pic:nvPicPr>
+                        <pic:blipFill>
+                          <a:blip r:embed="rId20"/>
+                          <a:stretch>
+                            <a:fillRect/>
+                          </a:stretch>
+                        </pic:blipFill>
+                        <pic:spPr bwMode="auto">
+                          <a:xfrm>
+                            <a:off x="0" y="0"/>
+                            <a:ext cx="152400" cy="152400"/>
+                          </a:xfrm>
+                          <a:prstGeom prst="rect">
+                            <a:avLst/>
+                          </a:prstGeom>
+                          <a:noFill/>
+                          <a:ln w="9525">
+                            <a:noFill/>
+                            <a:headEnd/>
+                            <a:tailEnd/>
+                          </a:ln>
+                        </pic:spPr>
+                      </pic:pic>
+                    </a:graphicData>
+                  </a:graphic>
+                </wp:inline>
+              </w:drawing>
+            </w:r>
+            <w:r>
+              <w:t xml:space="preserve"> </w:t>
+            </w:r>
+            <w:r>
+              <w:t xml:space="preserve"> </w:t>
+            </w:r>
+            <w:r>
+              <w:t xml:space="preserve">What should the output look like?</w:t>
+            </w:r>
+          </w:p>
+        </w:tc>
+      </w:tr>
+      <w:tr>
+        <w:trPr>
+          <w:cantSplit/>
+        </w:trPr>
+        <w:tc>
+          <w:tcPr>
+            <w:tcMar>
+              <w:top w:w="108" w:type="dxa"/>
+              <w:bottom w:w="108" w:type="dxa"/>
+            </w:tcMar>
+          </w:tcPr>
+          <w:p>
+            <w:pPr>
+              <w:pStyle w:val="BodyText"/>
+            </w:pPr>
+            <w:pPr>
+              <w:spacing w:before="16"/>
+            </w:pPr>
+            <w:r>
+              <w:rPr>
+                <w:rStyle w:val="VerbatimChar"/>
+              </w:rPr>
+              <w:t xml:space="preserve">head(nodes_table1)</w:t>
+            </w:r>
+            <w:r>
+              <w:t xml:space="preserve"> </w:t>
+            </w:r>
+            <w:r>
+              <w:t xml:space="preserve">will print a table like:</w:t>
+            </w:r>
+          </w:p>
+          <w:tbl>
+            <w:tblPr>
+              <w:tblStyle w:val="Table"/>
+              <w:tblW w:type="auto" w:w="0"/>
+              <w:tblLook w:firstRow="1" w:lastRow="0" w:firstColumn="0" w:lastColumn="0" w:noHBand="0" w:noVBand="0" w:val="0020"/>
+            </w:tblPr>
+            <w:tblGrid>
+              <w:gridCol w:w="2640"/>
+              <w:gridCol w:w="2640"/>
+              <w:gridCol w:w="2640"/>
+            </w:tblGrid>
+            <w:tr>
+              <w:trPr>
+                <w:tblHeader w:val="on"/>
+              </w:trPr>
+              <w:tc>
+                <w:tcPr/>
+                <w:p>
+                  <w:pPr>
+                    <w:pStyle w:val="Compact"/>
+                  </w:pPr>
+                  <w:r>
+                    <w:t xml:space="preserve">name</w:t>
+                  </w:r>
+                </w:p>
+              </w:tc>
+              <w:tc>
+                <w:tcPr/>
+                <w:p>
+                  <w:pPr>
+                    <w:pStyle w:val="Compact"/>
+                  </w:pPr>
+                  <w:r>
+                    <w:t xml:space="preserve">type</w:t>
+                  </w:r>
+                </w:p>
+              </w:tc>
+              <w:tc>
+                <w:tcPr/>
+                <w:p>
+                  <w:pPr>
+                    <w:pStyle w:val="Compact"/>
+                  </w:pPr>
+                  <w:r>
+                    <w:t xml:space="preserve">compute</w:t>
+                  </w:r>
+                </w:p>
+              </w:tc>
+            </w:tr>
+            <w:tr>
+              <w:tc>
+                <w:tcPr/>
+                <w:p>
+                  <w:pPr>
+                    <w:pStyle w:val="Compact"/>
+                  </w:pPr>
+                  <w:r>
+                    <w:t xml:space="preserve">Q1</w:t>
+                  </w:r>
+                </w:p>
+              </w:tc>
+              <w:tc>
+                <w:tcPr/>
+                <w:p>
+                  <w:pPr>
+                    <w:pStyle w:val="Compact"/>
+                  </w:pPr>
+                  <w:r>
+                    <w:t xml:space="preserve">task</w:t>
+                  </w:r>
+                </w:p>
+              </w:tc>
+              <w:tc>
+                <w:tcPr/>
+                <w:p>
+                  <w:pPr>
+                    <w:pStyle w:val="Compact"/>
+                  </w:pPr>
+                  <w:r>
+                    <w:t xml:space="preserve">dina</w:t>
+                  </w:r>
+                </w:p>
+              </w:tc>
+            </w:tr>
+            <w:tr>
+              <w:tc>
+                <w:tcPr/>
+                <w:p>
+                  <w:pPr>
+                    <w:pStyle w:val="Compact"/>
+                  </w:pPr>
+                  <w:r>
+                    <w:t xml:space="preserve">Q2</w:t>
+                  </w:r>
+                </w:p>
+              </w:tc>
+              <w:tc>
+                <w:tcPr/>
+                <w:p>
+                  <w:pPr>
+                    <w:pStyle w:val="Compact"/>
+                  </w:pPr>
+                  <w:r>
+                    <w:t xml:space="preserve">task</w:t>
+                  </w:r>
+                </w:p>
+              </w:tc>
+              <w:tc>
+                <w:tcPr/>
+                <w:p>
+                  <w:pPr>
+                    <w:pStyle w:val="Compact"/>
+                  </w:pPr>
+                  <w:r>
+                    <w:t xml:space="preserve">dina</w:t>
+                  </w:r>
+                </w:p>
+              </w:tc>
+            </w:tr>
+            <w:tr>
+              <w:tc>
+                <w:tcPr/>
+                <w:p>
+                  <w:pPr>
+                    <w:pStyle w:val="Compact"/>
+                  </w:pPr>
+                  <w:r>
+                    <w:t xml:space="preserve">A1</w:t>
+                  </w:r>
+                </w:p>
+              </w:tc>
+              <w:tc>
+                <w:tcPr/>
+                <w:p>
+                  <w:pPr>
+                    <w:pStyle w:val="Compact"/>
+                  </w:pPr>
+                  <w:r>
+                    <w:t xml:space="preserve">attribute</w:t>
+                  </w:r>
+                </w:p>
+              </w:tc>
+              <w:tc>
+                <w:tcPr/>
+                <w:p>
+                  <w:pPr>
+                    <w:pStyle w:val="Compact"/>
+                  </w:pPr>
+                  <w:r>
+                    <w:t xml:space="preserve">dina</w:t>
+                  </w:r>
+                </w:p>
+              </w:tc>
+            </w:tr>
+          </w:tbl>
+          <w:p>
+            <w:pPr>
+              <w:pStyle w:val="BodyText"/>
+            </w:pPr>
+            <w:r>
+              <w:rPr>
+                <w:rStyle w:val="VerbatimChar"/>
+              </w:rPr>
+              <w:t xml:space="preserve">head(edges_table1)</w:t>
+            </w:r>
+            <w:r>
+              <w:t xml:space="preserve"> </w:t>
+            </w:r>
+            <w:r>
+              <w:t xml:space="preserve">will print a table like:</w:t>
+            </w:r>
+          </w:p>
+          <w:tbl>
+            <w:tblPr>
+              <w:tblStyle w:val="Table"/>
+              <w:tblW w:type="auto" w:w="0"/>
+              <w:tblLook w:firstRow="1" w:lastRow="0" w:firstColumn="0" w:lastColumn="0" w:noHBand="0" w:noVBand="0" w:val="0020"/>
+            </w:tblPr>
+            <w:tblGrid>
+              <w:gridCol w:w="3960"/>
+              <w:gridCol w:w="3960"/>
+            </w:tblGrid>
+            <w:tr>
+              <w:trPr>
+                <w:tblHeader w:val="on"/>
+              </w:trPr>
+              <w:tc>
+                <w:tcPr/>
+                <w:p>
+                  <w:pPr>
+                    <w:pStyle w:val="Compact"/>
+                  </w:pPr>
+                  <w:r>
+                    <w:t xml:space="preserve">source</w:t>
+                  </w:r>
+                </w:p>
+              </w:tc>
+              <w:tc>
+                <w:tcPr/>
+                <w:p>
+                  <w:pPr>
+                    <w:pStyle w:val="Compact"/>
+                  </w:pPr>
+                  <w:r>
+                    <w:t xml:space="preserve">target</w:t>
+                  </w:r>
+                </w:p>
+              </w:tc>
+            </w:tr>
+            <w:tr>
+              <w:tc>
+                <w:tcPr/>
+                <w:p>
+                  <w:pPr>
+                    <w:pStyle w:val="Compact"/>
+                  </w:pPr>
+                  <w:r>
+                    <w:t xml:space="preserve">A1</w:t>
+                  </w:r>
+                </w:p>
+              </w:tc>
+              <w:tc>
+                <w:tcPr/>
+                <w:p>
+                  <w:pPr>
+                    <w:pStyle w:val="Compact"/>
+                  </w:pPr>
+                  <w:r>
+                    <w:t xml:space="preserve">Q1</w:t>
+                  </w:r>
+                </w:p>
+              </w:tc>
+            </w:tr>
+            <w:tr>
+              <w:tc>
+                <w:tcPr/>
+                <w:p>
+                  <w:pPr>
+                    <w:pStyle w:val="Compact"/>
+                  </w:pPr>
+                  <w:r>
+                    <w:t xml:space="preserve">A1</w:t>
+                  </w:r>
+                </w:p>
+              </w:tc>
+              <w:tc>
+                <w:tcPr/>
+                <w:p>
+                  <w:pPr>
+                    <w:pStyle w:val="Compact"/>
+                  </w:pPr>
+                  <w:r>
+                    <w:t xml:space="preserve">Q2</w:t>
+                  </w:r>
+                </w:p>
+              </w:tc>
+            </w:tr>
+          </w:tbl>
+          <w:p/>
+        </w:tc>
+      </w:tr>
+    </w:tbl>
+    <w:bookmarkEnd w:id="64"/>
+    <w:bookmarkEnd w:id="65"/>
+    <w:bookmarkStart w:id="70" w:name="X34a988faae6f901da97d8de6eb9259250d07d58"/>
     <w:p>
       <w:pPr>
         <w:pStyle w:val="Heading1"/>
@@ -3058,7 +4302,7 @@
       <w:tr>
         <w:tc>
           <w:tcPr/>
-          <w:bookmarkStart w:id="58" w:name="fig-q2graph"/>
+          <w:bookmarkStart w:id="69" w:name="fig-q2graph"/>
           <w:p>
             <w:pPr>
               <w:pStyle w:val="Compact"/>
@@ -3069,18 +4313,18 @@
                 <wp:inline>
                   <wp:extent cx="2667000" cy="3977241"/>
                   <wp:effectExtent b="0" l="0" r="0" t="0"/>
-                  <wp:docPr descr="" title="" id="56" name="Picture"/>
+                  <wp:docPr descr="" title="" id="67" name="Picture"/>
                   <a:graphic>
                     <a:graphicData uri="http://schemas.openxmlformats.org/drawingml/2006/picture">
                       <pic:pic>
                         <pic:nvPicPr>
-                          <pic:cNvPr descr="q2graph.png" id="57" name="Picture"/>
+                          <pic:cNvPr descr="q2graph.png" id="68" name="Picture"/>
                           <pic:cNvPicPr>
                             <a:picLocks noChangeArrowheads="1" noChangeAspect="1"/>
                           </pic:cNvPicPr>
                         </pic:nvPicPr>
                         <pic:blipFill>
-                          <a:blip r:embed="rId55"/>
+                          <a:blip r:embed="rId66"/>
                           <a:stretch>
                             <a:fillRect/>
                           </a:stretch>
@@ -3117,15 +4361,15 @@
               <w:pStyle w:val="ImageCaption"/>
             </w:pPr>
             <w:r>
-              <w:t xml:space="preserve">Figure 6: The Graph rendered in Cytoscape based on the Q-Matrix that we pushed to Cytoscape from R.</w:t>
+              <w:t xml:space="preserve">Figure 5: The Graph rendered in Cytoscape based on the Q-Matrix that we pushed to Cytoscape from R.</w:t>
             </w:r>
           </w:p>
-          <w:bookmarkEnd w:id="58"/>
+          <w:bookmarkEnd w:id="69"/>
         </w:tc>
       </w:tr>
     </w:tbl>
-    <w:bookmarkEnd w:id="59"/>
-    <w:bookmarkStart w:id="67" w:name="X04c76132274e12983646120022f4ef0adfb61ba"/>
+    <w:bookmarkEnd w:id="70"/>
+    <w:bookmarkStart w:id="78" w:name="X04c76132274e12983646120022f4ef0adfb61ba"/>
     <w:p>
       <w:pPr>
         <w:pStyle w:val="Heading1"/>
@@ -3207,18 +4451,18 @@
                 <wp:inline>
                   <wp:extent cx="152400" cy="152400"/>
                   <wp:effectExtent b="0" l="0" r="0" t="0"/>
-                  <wp:docPr descr="" title="" id="60" name="Picture"/>
+                  <wp:docPr descr="" title="" id="71" name="Picture"/>
                   <a:graphic>
                     <a:graphicData uri="http://schemas.openxmlformats.org/drawingml/2006/picture">
                       <pic:pic>
                         <pic:nvPicPr>
-                          <pic:cNvPr descr="/Applications/quarto/share/formats/docx/note.png" id="61" name="Picture"/>
+                          <pic:cNvPr descr="/Applications/quarto/share/formats/docx/note.png" id="72" name="Picture"/>
                           <pic:cNvPicPr>
                             <a:picLocks noChangeArrowheads="1" noChangeAspect="1"/>
                           </pic:cNvPicPr>
                         </pic:nvPicPr>
                         <pic:blipFill>
-                          <a:blip r:embed="rId49"/>
+                          <a:blip r:embed="rId48"/>
                           <a:stretch>
                             <a:fillRect/>
                           </a:stretch>
@@ -3272,7 +4516,7 @@
               <w:pStyle w:val="Compact"/>
               <w:numPr>
                 <w:ilvl w:val="0"/>
-                <w:numId w:val="1014"/>
+                <w:numId w:val="1016"/>
               </w:numPr>
             </w:pPr>
             <w:r>
@@ -3284,7 +4528,7 @@
               <w:pStyle w:val="Compact"/>
               <w:numPr>
                 <w:ilvl w:val="0"/>
-                <w:numId w:val="1014"/>
+                <w:numId w:val="1016"/>
               </w:numPr>
             </w:pPr>
             <w:r>
@@ -3296,7 +4540,7 @@
               <w:pStyle w:val="Compact"/>
               <w:numPr>
                 <w:ilvl w:val="0"/>
-                <w:numId w:val="1014"/>
+                <w:numId w:val="1016"/>
               </w:numPr>
             </w:pPr>
             <w:r>
@@ -3336,7 +4580,7 @@
       <w:tr>
         <w:tc>
           <w:tcPr/>
-          <w:bookmarkStart w:id="65" w:name="fig-prof-model"/>
+          <w:bookmarkStart w:id="76" w:name="fig-prof-model"/>
           <w:p>
             <w:pPr>
               <w:pStyle w:val="Compact"/>
@@ -3347,18 +4591,18 @@
                 <wp:inline>
                   <wp:extent cx="2667000" cy="3631806"/>
                   <wp:effectExtent b="0" l="0" r="0" t="0"/>
-                  <wp:docPr descr="" title="" id="63" name="Picture"/>
+                  <wp:docPr descr="" title="" id="74" name="Picture"/>
                   <a:graphic>
                     <a:graphicData uri="http://schemas.openxmlformats.org/drawingml/2006/picture">
                       <pic:pic>
                         <pic:nvPicPr>
-                          <pic:cNvPr descr="proficiencyModel.png" id="64" name="Picture"/>
+                          <pic:cNvPr descr="proficiencyModel.png" id="75" name="Picture"/>
                           <pic:cNvPicPr>
                             <a:picLocks noChangeArrowheads="1" noChangeAspect="1"/>
                           </pic:cNvPicPr>
                         </pic:nvPicPr>
                         <pic:blipFill>
-                          <a:blip r:embed="rId62"/>
+                          <a:blip r:embed="rId73"/>
                           <a:stretch>
                             <a:fillRect/>
                           </a:stretch>
@@ -3395,14 +4639,14 @@
               <w:pStyle w:val="ImageCaption"/>
             </w:pPr>
             <w:r>
-              <w:t xml:space="preserve">Figure 7: Using the Cytoscape interface we added an edge from A2 to A1. The added edge is highlighted in bright red.</w:t>
+              <w:t xml:space="preserve">Figure 6: Using the Cytoscape interface we added an edge from A2 to A1. The added edge is highlighted in bright red.</w:t>
             </w:r>
           </w:p>
-          <w:bookmarkEnd w:id="65"/>
+          <w:bookmarkEnd w:id="76"/>
         </w:tc>
       </w:tr>
     </w:tbl>
-    <w:bookmarkStart w:id="66" w:name="pulling-the-network-back-and-save"/>
+    <w:bookmarkStart w:id="77" w:name="pulling-the-network-back-and-save"/>
     <w:p>
       <w:pPr>
         <w:pStyle w:val="Heading2"/>
@@ -3671,9 +4915,9 @@
         <w:t xml:space="preserve"># write_graph(myNetwork2, "Scenario2_network.graphml", format = "graphml")</w:t>
       </w:r>
     </w:p>
-    <w:bookmarkEnd w:id="66"/>
-    <w:bookmarkEnd w:id="67"/>
-    <w:bookmarkStart w:id="73" w:name="X21932f69e33eb871f68b8bef3232d89eb4e1f0c"/>
+    <w:bookmarkEnd w:id="77"/>
+    <w:bookmarkEnd w:id="78"/>
+    <w:bookmarkStart w:id="84" w:name="X21932f69e33eb871f68b8bef3232d89eb4e1f0c"/>
     <w:p>
       <w:pPr>
         <w:pStyle w:val="Heading1"/>
@@ -3759,7 +5003,7 @@
         <w:t xml:space="preserve">blank for you to define manually.</w:t>
       </w:r>
     </w:p>
-    <w:bookmarkStart w:id="68" w:name="X58ef021a8a905ef38b1a63c6ce01fdf9a1d5540"/>
+    <w:bookmarkStart w:id="79" w:name="X58ef021a8a905ef38b1a63c6ce01fdf9a1d5540"/>
     <w:p>
       <w:pPr>
         <w:pStyle w:val="Heading2"/>
@@ -4322,8 +5566,8 @@
         <w:t xml:space="preserve">)</w:t>
       </w:r>
     </w:p>
-    <w:bookmarkEnd w:id="68"/>
-    <w:bookmarkStart w:id="71" w:name="X588c2f7e0fd32df4eccddf5c9fe36c8fb24e3f7"/>
+    <w:bookmarkEnd w:id="79"/>
+    <w:bookmarkStart w:id="82" w:name="X588c2f7e0fd32df4eccddf5c9fe36c8fb24e3f7"/>
     <w:p>
       <w:pPr>
         <w:pStyle w:val="Heading2"/>
@@ -4381,18 +5625,18 @@
                 <wp:inline>
                   <wp:extent cx="152400" cy="152400"/>
                   <wp:effectExtent b="0" l="0" r="0" t="0"/>
-                  <wp:docPr descr="" title="" id="69" name="Picture"/>
+                  <wp:docPr descr="" title="" id="80" name="Picture"/>
                   <a:graphic>
                     <a:graphicData uri="http://schemas.openxmlformats.org/drawingml/2006/picture">
                       <pic:pic>
                         <pic:nvPicPr>
-                          <pic:cNvPr descr="/Applications/quarto/share/formats/docx/note.png" id="70" name="Picture"/>
+                          <pic:cNvPr descr="/Applications/quarto/share/formats/docx/note.png" id="81" name="Picture"/>
                           <pic:cNvPicPr>
                             <a:picLocks noChangeArrowheads="1" noChangeAspect="1"/>
                           </pic:cNvPicPr>
                         </pic:nvPicPr>
                         <pic:blipFill>
-                          <a:blip r:embed="rId49"/>
+                          <a:blip r:embed="rId48"/>
                           <a:stretch>
                             <a:fillRect/>
                           </a:stretch>
@@ -4446,7 +5690,7 @@
               <w:pStyle w:val="Compact"/>
               <w:numPr>
                 <w:ilvl w:val="0"/>
-                <w:numId w:val="1015"/>
+                <w:numId w:val="1017"/>
               </w:numPr>
             </w:pPr>
             <w:r>
@@ -4458,7 +5702,7 @@
               <w:pStyle w:val="Compact"/>
               <w:numPr>
                 <w:ilvl w:val="0"/>
-                <w:numId w:val="1015"/>
+                <w:numId w:val="1017"/>
               </w:numPr>
             </w:pPr>
             <w:r>
@@ -4497,7 +5741,7 @@
               <w:pStyle w:val="Compact"/>
               <w:numPr>
                 <w:ilvl w:val="0"/>
-                <w:numId w:val="1015"/>
+                <w:numId w:val="1017"/>
               </w:numPr>
             </w:pPr>
             <w:r>
@@ -4539,7 +5783,7 @@
               <w:pStyle w:val="Compact"/>
               <w:numPr>
                 <w:ilvl w:val="0"/>
-                <w:numId w:val="1015"/>
+                <w:numId w:val="1017"/>
               </w:numPr>
             </w:pPr>
             <w:r>
@@ -4550,8 +5794,8 @@
         </w:tc>
       </w:tr>
     </w:tbl>
-    <w:bookmarkEnd w:id="71"/>
-    <w:bookmarkStart w:id="72" w:name="extracting-data-and-saving-your-model"/>
+    <w:bookmarkEnd w:id="82"/>
+    <w:bookmarkStart w:id="83" w:name="extracting-data-and-saving-your-model"/>
     <w:p>
       <w:pPr>
         <w:pStyle w:val="Heading2"/>
@@ -4581,7 +5825,7 @@
         <w:pStyle w:val="Compact"/>
         <w:numPr>
           <w:ilvl w:val="0"/>
-          <w:numId w:val="1016"/>
+          <w:numId w:val="1018"/>
         </w:numPr>
       </w:pPr>
       <w:r>
@@ -4656,7 +5900,7 @@
         <w:pStyle w:val="Compact"/>
         <w:numPr>
           <w:ilvl w:val="0"/>
-          <w:numId w:val="1016"/>
+          <w:numId w:val="1018"/>
         </w:numPr>
       </w:pPr>
       <w:r>
@@ -4759,33 +6003,51 @@
           <w:b/>
           <w:bCs/>
         </w:rPr>
-        <w:t xml:space="preserve">we strongly recommend against this</w:t>
-      </w:r>
-      <w:r>
-        <w:t xml:space="preserve">.</w:t>
-      </w:r>
-    </w:p>
-    <w:p>
-      <w:pPr>
-        <w:pStyle w:val="BodyText"/>
-      </w:pPr>
-      <w:r>
-        <w:t xml:space="preserve">As the developers of this project, we recommend always saving your compiled work as a singular</w:t>
-      </w:r>
-      <w:r>
+        <w:t xml:space="preserve">we strongly recommend saving as</w:t>
+      </w:r>
+      <w:r>
+        <w:rPr>
+          <w:b/>
+          <w:bCs/>
+        </w:rPr>
         <w:t xml:space="preserve"> </w:t>
       </w:r>
       <w:r>
         <w:rPr>
           <w:rStyle w:val="VerbatimChar"/>
+          <w:b/>
+          <w:bCs/>
         </w:rPr>
         <w:t xml:space="preserve">.graphml</w:t>
       </w:r>
       <w:r>
-        <w:t xml:space="preserve"> </w:t>
-      </w:r>
-      <w:r>
-        <w:t xml:space="preserve">object. Not only does this format natively retain all the intricate attribute and structural binding information established through the Cytoscape process, but the</w:t>
+        <w:rPr>
+          <w:b/>
+          <w:bCs/>
+        </w:rPr>
+        <w:t xml:space="preserve"> </w:t>
+      </w:r>
+      <w:r>
+        <w:rPr>
+          <w:b/>
+          <w:bCs/>
+        </w:rPr>
+        <w:t xml:space="preserve">instead</w:t>
+      </w:r>
+      <w:r>
+        <w:t xml:space="preserve">. Why?</w:t>
+      </w:r>
+    </w:p>
+    <w:p>
+      <w:pPr>
+        <w:pStyle w:val="Compact"/>
+        <w:numPr>
+          <w:ilvl w:val="0"/>
+          <w:numId w:val="1019"/>
+        </w:numPr>
+      </w:pPr>
+      <w:r>
+        <w:t xml:space="preserve">The</w:t>
       </w:r>
       <w:r>
         <w:t xml:space="preserve"> </w:t>
@@ -4800,7 +6062,28 @@
         <w:t xml:space="preserve"> </w:t>
       </w:r>
       <w:r>
-        <w:t xml:space="preserve">standard ensures direct compatibility with the vast majority of existing advanced Bayesian network packages and modeling software across both R and Python!</w:t>
+        <w:t xml:space="preserve">format preserves all node attributes, edge structure, and layout information in a single file.</w:t>
+      </w:r>
+    </w:p>
+    <w:p>
+      <w:pPr>
+        <w:pStyle w:val="Compact"/>
+        <w:numPr>
+          <w:ilvl w:val="0"/>
+          <w:numId w:val="1019"/>
+        </w:numPr>
+      </w:pPr>
+      <w:r>
+        <w:rPr>
+          <w:rStyle w:val="VerbatimChar"/>
+        </w:rPr>
+        <w:t xml:space="preserve">.graphml</w:t>
+      </w:r>
+      <w:r>
+        <w:t xml:space="preserve"> </w:t>
+      </w:r>
+      <w:r>
+        <w:t xml:space="preserve">is an open standard compatible with most network analysis tools in R and Python.</w:t>
       </w:r>
     </w:p>
     <w:p>
@@ -5105,8 +6388,664 @@
         <w:t xml:space="preserve">)</w:t>
       </w:r>
     </w:p>
-    <w:bookmarkEnd w:id="72"/>
-    <w:bookmarkEnd w:id="73"/>
+    <w:bookmarkEnd w:id="83"/>
+    <w:bookmarkEnd w:id="84"/>
+    <w:bookmarkStart w:id="87" w:name="X06c3b092dc7c16c2b237a6106c2976e4bbc82b9"/>
+    <w:p>
+      <w:pPr>
+        <w:pStyle w:val="Heading1"/>
+      </w:pPr>
+      <w:r>
+        <w:t xml:space="preserve">Scenario 4: Importing from Saved Node and Edge Tables (CSV)</w:t>
+      </w:r>
+    </w:p>
+    <w:p>
+      <w:pPr>
+        <w:pStyle w:val="FirstParagraph"/>
+      </w:pPr>
+      <w:r>
+        <w:t xml:space="preserve">In this scenario, you might have previously saved your</w:t>
+      </w:r>
+      <w:r>
+        <w:t xml:space="preserve"> </w:t>
+      </w:r>
+      <w:r>
+        <w:rPr>
+          <w:rStyle w:val="VerbatimChar"/>
+        </w:rPr>
+        <w:t xml:space="preserve">nodes_table</w:t>
+      </w:r>
+      <w:r>
+        <w:t xml:space="preserve"> </w:t>
+      </w:r>
+      <w:r>
+        <w:t xml:space="preserve">and</w:t>
+      </w:r>
+      <w:r>
+        <w:t xml:space="preserve"> </w:t>
+      </w:r>
+      <w:r>
+        <w:rPr>
+          <w:rStyle w:val="VerbatimChar"/>
+        </w:rPr>
+        <w:t xml:space="preserve">edges_table</w:t>
+      </w:r>
+      <w:r>
+        <w:t xml:space="preserve"> </w:t>
+      </w:r>
+      <w:r>
+        <w:t xml:space="preserve">to</w:t>
+      </w:r>
+      <w:r>
+        <w:t xml:space="preserve"> </w:t>
+      </w:r>
+      <w:r>
+        <w:rPr>
+          <w:rStyle w:val="VerbatimChar"/>
+        </w:rPr>
+        <w:t xml:space="preserve">.csv</w:t>
+      </w:r>
+      <w:r>
+        <w:t xml:space="preserve"> </w:t>
+      </w:r>
+      <w:r>
+        <w:t xml:space="preserve">files (perhaps bypassing GraphML initially or intending to make bulk edits in Excel before re-importing).</w:t>
+      </w:r>
+    </w:p>
+    <w:bookmarkStart w:id="85" w:name="step-1-rebuild-the-model-object-in-r"/>
+    <w:p>
+      <w:pPr>
+        <w:pStyle w:val="Heading2"/>
+      </w:pPr>
+      <w:r>
+        <w:t xml:space="preserve">Step 1: Rebuild the Model Object in R</w:t>
+      </w:r>
+    </w:p>
+    <w:p>
+      <w:pPr>
+        <w:pStyle w:val="FirstParagraph"/>
+      </w:pPr>
+      <w:r>
+        <w:t xml:space="preserve">The</w:t>
+      </w:r>
+      <w:r>
+        <w:t xml:space="preserve"> </w:t>
+      </w:r>
+      <w:r>
+        <w:rPr>
+          <w:rStyle w:val="VerbatimChar"/>
+        </w:rPr>
+        <w:t xml:space="preserve">build_from_node_edge_files()</w:t>
+      </w:r>
+      <w:r>
+        <w:t xml:space="preserve"> </w:t>
+      </w:r>
+      <w:r>
+        <w:t xml:space="preserve">utility automatically standardizes the column names of your CSVs and converts them into a Nimble-ready igraph object.</w:t>
+      </w:r>
+    </w:p>
+    <w:p>
+      <w:pPr>
+        <w:pStyle w:val="SourceCode"/>
+      </w:pPr>
+      <w:r>
+        <w:rPr>
+          <w:rStyle w:val="CommentTok"/>
+        </w:rPr>
+        <w:t xml:space="preserve"># Read your previously saved nodes and edges</w:t>
+      </w:r>
+      <w:r>
+        <w:br/>
+      </w:r>
+      <w:r>
+        <w:rPr>
+          <w:rStyle w:val="CommentTok"/>
+        </w:rPr>
+        <w:t xml:space="preserve"># (Assuming they were saved using write.csv(nodes_table, "my_nodes.csv", row.names=FALSE))</w:t>
+      </w:r>
+      <w:r>
+        <w:br/>
+      </w:r>
+      <w:r>
+        <w:br/>
+      </w:r>
+      <w:r>
+        <w:rPr>
+          <w:rStyle w:val="CommentTok"/>
+        </w:rPr>
+        <w:t xml:space="preserve"># Rebuild the igraph object directly</w:t>
+      </w:r>
+      <w:r>
+        <w:br/>
+      </w:r>
+      <w:r>
+        <w:rPr>
+          <w:rStyle w:val="NormalTok"/>
+        </w:rPr>
+        <w:t xml:space="preserve">myNetwork4 </w:t>
+      </w:r>
+      <w:r>
+        <w:rPr>
+          <w:rStyle w:val="OtherTok"/>
+        </w:rPr>
+        <w:t xml:space="preserve">&lt;-</w:t>
+      </w:r>
+      <w:r>
+        <w:rPr>
+          <w:rStyle w:val="NormalTok"/>
+        </w:rPr>
+        <w:t xml:space="preserve"> </w:t>
+      </w:r>
+      <w:r>
+        <w:rPr>
+          <w:rStyle w:val="FunctionTok"/>
+        </w:rPr>
+        <w:t xml:space="preserve">build_from_node_edge_files</w:t>
+      </w:r>
+      <w:r>
+        <w:rPr>
+          <w:rStyle w:val="NormalTok"/>
+        </w:rPr>
+        <w:t xml:space="preserve">(</w:t>
+      </w:r>
+      <w:r>
+        <w:br/>
+      </w:r>
+      <w:r>
+        <w:rPr>
+          <w:rStyle w:val="NormalTok"/>
+        </w:rPr>
+        <w:t xml:space="preserve">    </w:t>
+      </w:r>
+      <w:r>
+        <w:rPr>
+          <w:rStyle w:val="AttributeTok"/>
+        </w:rPr>
+        <w:t xml:space="preserve">NodesFile =</w:t>
+      </w:r>
+      <w:r>
+        <w:rPr>
+          <w:rStyle w:val="NormalTok"/>
+        </w:rPr>
+        <w:t xml:space="preserve"> </w:t>
+      </w:r>
+      <w:r>
+        <w:rPr>
+          <w:rStyle w:val="StringTok"/>
+        </w:rPr>
+        <w:t xml:space="preserve">"my_nodes.csv"</w:t>
+      </w:r>
+      <w:r>
+        <w:rPr>
+          <w:rStyle w:val="NormalTok"/>
+        </w:rPr>
+        <w:t xml:space="preserve">,</w:t>
+      </w:r>
+      <w:r>
+        <w:br/>
+      </w:r>
+      <w:r>
+        <w:rPr>
+          <w:rStyle w:val="NormalTok"/>
+        </w:rPr>
+        <w:t xml:space="preserve">    </w:t>
+      </w:r>
+      <w:r>
+        <w:rPr>
+          <w:rStyle w:val="AttributeTok"/>
+        </w:rPr>
+        <w:t xml:space="preserve">EdgesFile =</w:t>
+      </w:r>
+      <w:r>
+        <w:rPr>
+          <w:rStyle w:val="NormalTok"/>
+        </w:rPr>
+        <w:t xml:space="preserve"> </w:t>
+      </w:r>
+      <w:r>
+        <w:rPr>
+          <w:rStyle w:val="StringTok"/>
+        </w:rPr>
+        <w:t xml:space="preserve">"my_edges.csv"</w:t>
+      </w:r>
+      <w:r>
+        <w:br/>
+      </w:r>
+      <w:r>
+        <w:rPr>
+          <w:rStyle w:val="NormalTok"/>
+        </w:rPr>
+        <w:t xml:space="preserve">)</w:t>
+      </w:r>
+    </w:p>
+    <w:bookmarkEnd w:id="85"/>
+    <w:bookmarkStart w:id="86" w:name="Xd3913d9a7c42bed46b0e800bb19391d50f1e99d"/>
+    <w:p>
+      <w:pPr>
+        <w:pStyle w:val="Heading2"/>
+      </w:pPr>
+      <w:r>
+        <w:t xml:space="preserve">Step 2: (Optional) Push the Network Back to Cytoscape</w:t>
+      </w:r>
+    </w:p>
+    <w:p>
+      <w:pPr>
+        <w:pStyle w:val="FirstParagraph"/>
+      </w:pPr>
+      <w:r>
+        <w:t xml:space="preserve">If you realized you still need to make</w:t>
+      </w:r>
+      <w:r>
+        <w:t xml:space="preserve"> </w:t>
+      </w:r>
+      <w:r>
+        <w:rPr>
+          <w:i/>
+          <w:iCs/>
+        </w:rPr>
+        <w:t xml:space="preserve">visual</w:t>
+      </w:r>
+      <w:r>
+        <w:t xml:space="preserve"> </w:t>
+      </w:r>
+      <w:r>
+        <w:t xml:space="preserve">edits to your model, you can instantly push these raw tables back directly into the Cytoscape canvas using the</w:t>
+      </w:r>
+      <w:r>
+        <w:t xml:space="preserve"> </w:t>
+      </w:r>
+      <w:r>
+        <w:rPr>
+          <w:rStyle w:val="VerbatimChar"/>
+        </w:rPr>
+        <w:t xml:space="preserve">push_to_cytoscape()</w:t>
+      </w:r>
+      <w:r>
+        <w:t xml:space="preserve"> </w:t>
+      </w:r>
+      <w:r>
+        <w:t xml:space="preserve">wrapper.</w:t>
+      </w:r>
+    </w:p>
+    <w:p>
+      <w:pPr>
+        <w:pStyle w:val="SourceCode"/>
+      </w:pPr>
+      <w:r>
+        <w:rPr>
+          <w:rStyle w:val="CommentTok"/>
+        </w:rPr>
+        <w:t xml:space="preserve"># Load the CSVs as raw data.frames</w:t>
+      </w:r>
+      <w:r>
+        <w:br/>
+      </w:r>
+      <w:r>
+        <w:rPr>
+          <w:rStyle w:val="NormalTok"/>
+        </w:rPr>
+        <w:t xml:space="preserve">loaded_nodes </w:t>
+      </w:r>
+      <w:r>
+        <w:rPr>
+          <w:rStyle w:val="OtherTok"/>
+        </w:rPr>
+        <w:t xml:space="preserve">&lt;-</w:t>
+      </w:r>
+      <w:r>
+        <w:rPr>
+          <w:rStyle w:val="NormalTok"/>
+        </w:rPr>
+        <w:t xml:space="preserve"> </w:t>
+      </w:r>
+      <w:r>
+        <w:rPr>
+          <w:rStyle w:val="FunctionTok"/>
+        </w:rPr>
+        <w:t xml:space="preserve">read.csv</w:t>
+      </w:r>
+      <w:r>
+        <w:rPr>
+          <w:rStyle w:val="NormalTok"/>
+        </w:rPr>
+        <w:t xml:space="preserve">(</w:t>
+      </w:r>
+      <w:r>
+        <w:rPr>
+          <w:rStyle w:val="StringTok"/>
+        </w:rPr>
+        <w:t xml:space="preserve">"my_nodes.csv"</w:t>
+      </w:r>
+      <w:r>
+        <w:rPr>
+          <w:rStyle w:val="NormalTok"/>
+        </w:rPr>
+        <w:t xml:space="preserve">, </w:t>
+      </w:r>
+      <w:r>
+        <w:rPr>
+          <w:rStyle w:val="AttributeTok"/>
+        </w:rPr>
+        <w:t xml:space="preserve">stringsAsFactors =</w:t>
+      </w:r>
+      <w:r>
+        <w:rPr>
+          <w:rStyle w:val="NormalTok"/>
+        </w:rPr>
+        <w:t xml:space="preserve"> </w:t>
+      </w:r>
+      <w:r>
+        <w:rPr>
+          <w:rStyle w:val="ConstantTok"/>
+        </w:rPr>
+        <w:t xml:space="preserve">FALSE</w:t>
+      </w:r>
+      <w:r>
+        <w:rPr>
+          <w:rStyle w:val="NormalTok"/>
+        </w:rPr>
+        <w:t xml:space="preserve">)</w:t>
+      </w:r>
+      <w:r>
+        <w:br/>
+      </w:r>
+      <w:r>
+        <w:rPr>
+          <w:rStyle w:val="NormalTok"/>
+        </w:rPr>
+        <w:t xml:space="preserve">loaded_edges </w:t>
+      </w:r>
+      <w:r>
+        <w:rPr>
+          <w:rStyle w:val="OtherTok"/>
+        </w:rPr>
+        <w:t xml:space="preserve">&lt;-</w:t>
+      </w:r>
+      <w:r>
+        <w:rPr>
+          <w:rStyle w:val="NormalTok"/>
+        </w:rPr>
+        <w:t xml:space="preserve"> </w:t>
+      </w:r>
+      <w:r>
+        <w:rPr>
+          <w:rStyle w:val="FunctionTok"/>
+        </w:rPr>
+        <w:t xml:space="preserve">read.csv</w:t>
+      </w:r>
+      <w:r>
+        <w:rPr>
+          <w:rStyle w:val="NormalTok"/>
+        </w:rPr>
+        <w:t xml:space="preserve">(</w:t>
+      </w:r>
+      <w:r>
+        <w:rPr>
+          <w:rStyle w:val="StringTok"/>
+        </w:rPr>
+        <w:t xml:space="preserve">"my_edges.csv"</w:t>
+      </w:r>
+      <w:r>
+        <w:rPr>
+          <w:rStyle w:val="NormalTok"/>
+        </w:rPr>
+        <w:t xml:space="preserve">, </w:t>
+      </w:r>
+      <w:r>
+        <w:rPr>
+          <w:rStyle w:val="AttributeTok"/>
+        </w:rPr>
+        <w:t xml:space="preserve">stringsAsFactors =</w:t>
+      </w:r>
+      <w:r>
+        <w:rPr>
+          <w:rStyle w:val="NormalTok"/>
+        </w:rPr>
+        <w:t xml:space="preserve"> </w:t>
+      </w:r>
+      <w:r>
+        <w:rPr>
+          <w:rStyle w:val="ConstantTok"/>
+        </w:rPr>
+        <w:t xml:space="preserve">FALSE</w:t>
+      </w:r>
+      <w:r>
+        <w:rPr>
+          <w:rStyle w:val="NormalTok"/>
+        </w:rPr>
+        <w:t xml:space="preserve">)</w:t>
+      </w:r>
+      <w:r>
+        <w:br/>
+      </w:r>
+      <w:r>
+        <w:br/>
+      </w:r>
+      <w:r>
+        <w:rPr>
+          <w:rStyle w:val="CommentTok"/>
+        </w:rPr>
+        <w:t xml:space="preserve"># Push the components right back into the visual canvas!</w:t>
+      </w:r>
+      <w:r>
+        <w:br/>
+      </w:r>
+      <w:r>
+        <w:rPr>
+          <w:rStyle w:val="FunctionTok"/>
+        </w:rPr>
+        <w:t xml:space="preserve">push_to_cytoscape</w:t>
+      </w:r>
+      <w:r>
+        <w:rPr>
+          <w:rStyle w:val="NormalTok"/>
+        </w:rPr>
+        <w:t xml:space="preserve">(</w:t>
+      </w:r>
+      <w:r>
+        <w:br/>
+      </w:r>
+      <w:r>
+        <w:rPr>
+          <w:rStyle w:val="NormalTok"/>
+        </w:rPr>
+        <w:t xml:space="preserve">    </w:t>
+      </w:r>
+      <w:r>
+        <w:rPr>
+          <w:rStyle w:val="AttributeTok"/>
+        </w:rPr>
+        <w:t xml:space="preserve">nodes =</w:t>
+      </w:r>
+      <w:r>
+        <w:rPr>
+          <w:rStyle w:val="NormalTok"/>
+        </w:rPr>
+        <w:t xml:space="preserve"> loaded_nodes,</w:t>
+      </w:r>
+      <w:r>
+        <w:br/>
+      </w:r>
+      <w:r>
+        <w:rPr>
+          <w:rStyle w:val="NormalTok"/>
+        </w:rPr>
+        <w:t xml:space="preserve">    </w:t>
+      </w:r>
+      <w:r>
+        <w:rPr>
+          <w:rStyle w:val="AttributeTok"/>
+        </w:rPr>
+        <w:t xml:space="preserve">edges =</w:t>
+      </w:r>
+      <w:r>
+        <w:rPr>
+          <w:rStyle w:val="NormalTok"/>
+        </w:rPr>
+        <w:t xml:space="preserve"> loaded_edges,</w:t>
+      </w:r>
+      <w:r>
+        <w:br/>
+      </w:r>
+      <w:r>
+        <w:rPr>
+          <w:rStyle w:val="NormalTok"/>
+        </w:rPr>
+        <w:t xml:space="preserve">)</w:t>
+      </w:r>
+    </w:p>
+    <w:bookmarkEnd w:id="86"/>
+    <w:bookmarkEnd w:id="87"/>
+    <w:bookmarkStart w:id="90" w:name="whats-next"/>
+    <w:p>
+      <w:pPr>
+        <w:pStyle w:val="Heading1"/>
+      </w:pPr>
+      <w:r>
+        <w:t xml:space="preserve">What’s Next?</w:t>
+      </w:r>
+    </w:p>
+    <w:p>
+      <w:pPr>
+        <w:pStyle w:val="FirstParagraph"/>
+      </w:pPr>
+      <w:r>
+        <w:t xml:space="preserve">Now that you have a fully specified model saved as a</w:t>
+      </w:r>
+      <w:r>
+        <w:t xml:space="preserve"> </w:t>
+      </w:r>
+      <w:r>
+        <w:rPr>
+          <w:rStyle w:val="VerbatimChar"/>
+        </w:rPr>
+        <w:t xml:space="preserve">.graphml</w:t>
+      </w:r>
+      <w:r>
+        <w:t xml:space="preserve"> </w:t>
+      </w:r>
+      <w:r>
+        <w:t xml:space="preserve">file, you are ready to run the analysis:</w:t>
+      </w:r>
+    </w:p>
+    <w:p>
+      <w:pPr>
+        <w:pStyle w:val="Compact"/>
+        <w:numPr>
+          <w:ilvl w:val="0"/>
+          <w:numId w:val="1020"/>
+        </w:numPr>
+      </w:pPr>
+      <w:r>
+        <w:rPr>
+          <w:b/>
+          <w:bCs/>
+        </w:rPr>
+        <w:t xml:space="preserve">New to PGDCM?</w:t>
+      </w:r>
+      <w:r>
+        <w:t xml:space="preserve"> </w:t>
+      </w:r>
+      <w:r>
+        <w:t xml:space="preserve">Start with the</w:t>
+      </w:r>
+      <w:r>
+        <w:t xml:space="preserve"> </w:t>
+      </w:r>
+      <w:hyperlink r:id="rId28">
+        <w:r>
+          <w:rPr>
+            <w:rStyle w:val="Hyperlink"/>
+          </w:rPr>
+          <w:t xml:space="preserve">Beginner Tutorial</w:t>
+        </w:r>
+      </w:hyperlink>
+      <w:r>
+        <w:t xml:space="preserve"> </w:t>
+      </w:r>
+      <w:r>
+        <w:t xml:space="preserve">to learn how to configure and run a Bayesian MCMC model using your network.</w:t>
+      </w:r>
+    </w:p>
+    <w:p>
+      <w:pPr>
+        <w:pStyle w:val="Compact"/>
+        <w:numPr>
+          <w:ilvl w:val="0"/>
+          <w:numId w:val="1020"/>
+        </w:numPr>
+      </w:pPr>
+      <w:r>
+        <w:rPr>
+          <w:b/>
+          <w:bCs/>
+        </w:rPr>
+        <w:t xml:space="preserve">Ready for more?</w:t>
+      </w:r>
+      <w:r>
+        <w:t xml:space="preserve"> </w:t>
+      </w:r>
+      <w:r>
+        <w:t xml:space="preserve">The</w:t>
+      </w:r>
+      <w:r>
+        <w:t xml:space="preserve"> </w:t>
+      </w:r>
+      <w:hyperlink r:id="rId88">
+        <w:r>
+          <w:rPr>
+            <w:rStyle w:val="Hyperlink"/>
+          </w:rPr>
+          <w:t xml:space="preserve">Advanced Tutorial</w:t>
+        </w:r>
+      </w:hyperlink>
+      <w:r>
+        <w:t xml:space="preserve"> </w:t>
+      </w:r>
+      <w:r>
+        <w:t xml:space="preserve">covers convergence diagnostics, posterior predictive checks, and model comparison.</w:t>
+      </w:r>
+    </w:p>
+    <w:p>
+      <w:pPr>
+        <w:pStyle w:val="Compact"/>
+        <w:numPr>
+          <w:ilvl w:val="0"/>
+          <w:numId w:val="1020"/>
+        </w:numPr>
+      </w:pPr>
+      <w:r>
+        <w:rPr>
+          <w:b/>
+          <w:bCs/>
+        </w:rPr>
+        <w:t xml:space="preserve">Deploying models?</w:t>
+      </w:r>
+      <w:r>
+        <w:t xml:space="preserve"> </w:t>
+      </w:r>
+      <w:r>
+        <w:t xml:space="preserve">The</w:t>
+      </w:r>
+      <w:r>
+        <w:t xml:space="preserve"> </w:t>
+      </w:r>
+      <w:hyperlink r:id="rId89">
+        <w:r>
+          <w:rPr>
+            <w:rStyle w:val="Hyperlink"/>
+          </w:rPr>
+          <w:t xml:space="preserve">Scoring Cookbook</w:t>
+        </w:r>
+      </w:hyperlink>
+      <w:r>
+        <w:t xml:space="preserve"> </w:t>
+      </w:r>
+      <w:r>
+        <w:t xml:space="preserve">walks through calibration, operational scoring, and cross-validation.</w:t>
+      </w:r>
+    </w:p>
+    <w:bookmarkEnd w:id="90"/>
     <w:sectPr>
       <w:footnotePr>
         <w:numRestart w:val="eachSect"/>
@@ -5217,6 +7156,91 @@
       </w:pPr>
     </w:lvl>
   </w:abstractNum>
+  <w:abstractNum w:abstractNumId="99411">
+    <w:nsid w:val="00A99411"/>
+    <w:multiLevelType w:val="multilevel"/>
+    <w:lvl w:ilvl="0">
+      <w:start w:val="1"/>
+      <w:numFmt w:val="decimal"/>
+      <w:lvlText w:val="%1."/>
+      <w:lvlJc w:val="left"/>
+      <w:pPr>
+        <w:ind w:left="720" w:hanging="360"/>
+      </w:pPr>
+    </w:lvl>
+    <w:lvl w:ilvl="1">
+      <w:start w:val="1"/>
+      <w:numFmt w:val="decimal"/>
+      <w:lvlText w:val="%2."/>
+      <w:lvlJc w:val="left"/>
+      <w:pPr>
+        <w:ind w:left="1440" w:hanging="360"/>
+      </w:pPr>
+    </w:lvl>
+    <w:lvl w:ilvl="2">
+      <w:start w:val="1"/>
+      <w:numFmt w:val="decimal"/>
+      <w:lvlText w:val="%3."/>
+      <w:lvlJc w:val="left"/>
+      <w:pPr>
+        <w:ind w:left="2160" w:hanging="360"/>
+      </w:pPr>
+    </w:lvl>
+    <w:lvl w:ilvl="3">
+      <w:start w:val="1"/>
+      <w:numFmt w:val="decimal"/>
+      <w:lvlText w:val="%4."/>
+      <w:lvlJc w:val="left"/>
+      <w:pPr>
+        <w:ind w:left="2880" w:hanging="360"/>
+      </w:pPr>
+    </w:lvl>
+    <w:lvl w:ilvl="4">
+      <w:start w:val="1"/>
+      <w:numFmt w:val="decimal"/>
+      <w:lvlText w:val="%5."/>
+      <w:lvlJc w:val="left"/>
+      <w:pPr>
+        <w:ind w:left="3600" w:hanging="360"/>
+      </w:pPr>
+    </w:lvl>
+    <w:lvl w:ilvl="5">
+      <w:start w:val="1"/>
+      <w:numFmt w:val="decimal"/>
+      <w:lvlText w:val="%6."/>
+      <w:lvlJc w:val="left"/>
+      <w:pPr>
+        <w:ind w:left="4320" w:hanging="360"/>
+      </w:pPr>
+    </w:lvl>
+    <w:lvl w:ilvl="6">
+      <w:start w:val="1"/>
+      <w:numFmt w:val="decimal"/>
+      <w:lvlText w:val="%7."/>
+      <w:lvlJc w:val="left"/>
+      <w:pPr>
+        <w:ind w:left="5040" w:hanging="360"/>
+      </w:pPr>
+    </w:lvl>
+    <w:lvl w:ilvl="7">
+      <w:start w:val="1"/>
+      <w:numFmt w:val="decimal"/>
+      <w:lvlText w:val="%8."/>
+      <w:lvlJc w:val="left"/>
+      <w:pPr>
+        <w:ind w:left="5760" w:hanging="360"/>
+      </w:pPr>
+    </w:lvl>
+    <w:lvl w:ilvl="8">
+      <w:start w:val="1"/>
+      <w:numFmt w:val="decimal"/>
+      <w:lvlText w:val="%9."/>
+      <w:lvlJc w:val="left"/>
+      <w:pPr>
+        <w:ind w:left="6480" w:hanging="360"/>
+      </w:pPr>
+    </w:lvl>
+  </w:abstractNum>
   <w:abstractNum w:abstractNumId="991">
     <w:nsid w:val="0000A991"/>
     <w:multiLevelType w:val="multilevel"/>
@@ -5318,91 +7342,6 @@
       <w:rPr>
         <w:rFonts w:ascii="Wingdings" w:hAnsi="Wingdings" w:cs="Wingdings" w:hint="default"/>
       </w:rPr>
-    </w:lvl>
-  </w:abstractNum>
-  <w:abstractNum w:abstractNumId="99411">
-    <w:nsid w:val="00A99411"/>
-    <w:multiLevelType w:val="multilevel"/>
-    <w:lvl w:ilvl="0">
-      <w:start w:val="1"/>
-      <w:numFmt w:val="decimal"/>
-      <w:lvlText w:val="%1."/>
-      <w:lvlJc w:val="left"/>
-      <w:pPr>
-        <w:ind w:left="720" w:hanging="360"/>
-      </w:pPr>
-    </w:lvl>
-    <w:lvl w:ilvl="1">
-      <w:start w:val="1"/>
-      <w:numFmt w:val="decimal"/>
-      <w:lvlText w:val="%2."/>
-      <w:lvlJc w:val="left"/>
-      <w:pPr>
-        <w:ind w:left="1440" w:hanging="360"/>
-      </w:pPr>
-    </w:lvl>
-    <w:lvl w:ilvl="2">
-      <w:start w:val="1"/>
-      <w:numFmt w:val="decimal"/>
-      <w:lvlText w:val="%3."/>
-      <w:lvlJc w:val="left"/>
-      <w:pPr>
-        <w:ind w:left="2160" w:hanging="360"/>
-      </w:pPr>
-    </w:lvl>
-    <w:lvl w:ilvl="3">
-      <w:start w:val="1"/>
-      <w:numFmt w:val="decimal"/>
-      <w:lvlText w:val="%4."/>
-      <w:lvlJc w:val="left"/>
-      <w:pPr>
-        <w:ind w:left="2880" w:hanging="360"/>
-      </w:pPr>
-    </w:lvl>
-    <w:lvl w:ilvl="4">
-      <w:start w:val="1"/>
-      <w:numFmt w:val="decimal"/>
-      <w:lvlText w:val="%5."/>
-      <w:lvlJc w:val="left"/>
-      <w:pPr>
-        <w:ind w:left="3600" w:hanging="360"/>
-      </w:pPr>
-    </w:lvl>
-    <w:lvl w:ilvl="5">
-      <w:start w:val="1"/>
-      <w:numFmt w:val="decimal"/>
-      <w:lvlText w:val="%6."/>
-      <w:lvlJc w:val="left"/>
-      <w:pPr>
-        <w:ind w:left="4320" w:hanging="360"/>
-      </w:pPr>
-    </w:lvl>
-    <w:lvl w:ilvl="6">
-      <w:start w:val="1"/>
-      <w:numFmt w:val="decimal"/>
-      <w:lvlText w:val="%7."/>
-      <w:lvlJc w:val="left"/>
-      <w:pPr>
-        <w:ind w:left="5040" w:hanging="360"/>
-      </w:pPr>
-    </w:lvl>
-    <w:lvl w:ilvl="7">
-      <w:start w:val="1"/>
-      <w:numFmt w:val="decimal"/>
-      <w:lvlText w:val="%8."/>
-      <w:lvlJc w:val="left"/>
-      <w:pPr>
-        <w:ind w:left="5760" w:hanging="360"/>
-      </w:pPr>
-    </w:lvl>
-    <w:lvl w:ilvl="8">
-      <w:start w:val="1"/>
-      <w:numFmt w:val="decimal"/>
-      <w:lvlText w:val="%9."/>
-      <w:lvlJc w:val="left"/>
-      <w:pPr>
-        <w:ind w:left="6480" w:hanging="360"/>
-      </w:pPr>
     </w:lvl>
   </w:abstractNum>
   <w:abstractNum w:abstractNumId="99412">
@@ -5664,7 +7603,34 @@
     <w:abstractNumId w:val="990"/>
   </w:num>
   <w:num w:numId="1001">
-    <w:abstractNumId w:val="991"/>
+    <w:abstractNumId w:val="99411"/>
+    <w:lvlOverride w:ilvl="0">
+      <w:startOverride w:val="1"/>
+    </w:lvlOverride>
+    <w:lvlOverride w:ilvl="1">
+      <w:startOverride w:val="1"/>
+    </w:lvlOverride>
+    <w:lvlOverride w:ilvl="2">
+      <w:startOverride w:val="1"/>
+    </w:lvlOverride>
+    <w:lvlOverride w:ilvl="3">
+      <w:startOverride w:val="1"/>
+    </w:lvlOverride>
+    <w:lvlOverride w:ilvl="4">
+      <w:startOverride w:val="1"/>
+    </w:lvlOverride>
+    <w:lvlOverride w:ilvl="5">
+      <w:startOverride w:val="1"/>
+    </w:lvlOverride>
+    <w:lvlOverride w:ilvl="6">
+      <w:startOverride w:val="1"/>
+    </w:lvlOverride>
+    <w:lvlOverride w:ilvl="7">
+      <w:startOverride w:val="1"/>
+    </w:lvlOverride>
+    <w:lvlOverride w:ilvl="8">
+      <w:startOverride w:val="1"/>
+    </w:lvlOverride>
   </w:num>
   <w:num w:numId="1002">
     <w:abstractNumId w:val="99411"/>
@@ -5697,6 +7663,12 @@
     </w:lvlOverride>
   </w:num>
   <w:num w:numId="1003">
+    <w:abstractNumId w:val="991"/>
+  </w:num>
+  <w:num w:numId="1004">
+    <w:abstractNumId w:val="991"/>
+  </w:num>
+  <w:num w:numId="1005">
     <w:abstractNumId w:val="99411"/>
     <w:lvlOverride w:ilvl="0">
       <w:startOverride w:val="1"/>
@@ -5726,7 +7698,7 @@
       <w:startOverride w:val="1"/>
     </w:lvlOverride>
   </w:num>
-  <w:num w:numId="1004">
+  <w:num w:numId="1006">
     <w:abstractNumId w:val="99411"/>
     <w:lvlOverride w:ilvl="0">
       <w:startOverride w:val="1"/>
@@ -5756,7 +7728,7 @@
       <w:startOverride w:val="1"/>
     </w:lvlOverride>
   </w:num>
-  <w:num w:numId="1005">
+  <w:num w:numId="1007">
     <w:abstractNumId w:val="99412"/>
     <w:lvlOverride w:ilvl="0">
       <w:startOverride w:val="2"/>
@@ -5786,13 +7758,13 @@
       <w:startOverride w:val="2"/>
     </w:lvlOverride>
   </w:num>
-  <w:num w:numId="1006">
+  <w:num w:numId="1008">
     <w:abstractNumId w:val="991"/>
   </w:num>
-  <w:num w:numId="1007">
+  <w:num w:numId="1009">
     <w:abstractNumId w:val="991"/>
   </w:num>
-  <w:num w:numId="1008">
+  <w:num w:numId="1010">
     <w:abstractNumId w:val="99411"/>
     <w:lvlOverride w:ilvl="0">
       <w:startOverride w:val="1"/>
@@ -5822,7 +7794,7 @@
       <w:startOverride w:val="1"/>
     </w:lvlOverride>
   </w:num>
-  <w:num w:numId="1009">
+  <w:num w:numId="1011">
     <w:abstractNumId w:val="99413"/>
     <w:lvlOverride w:ilvl="0">
       <w:startOverride w:val="3"/>
@@ -5852,7 +7824,7 @@
       <w:startOverride w:val="3"/>
     </w:lvlOverride>
   </w:num>
-  <w:num w:numId="1010">
+  <w:num w:numId="1012">
     <w:abstractNumId w:val="99414"/>
     <w:lvlOverride w:ilvl="0">
       <w:startOverride w:val="4"/>
@@ -5880,39 +7852,6 @@
     </w:lvlOverride>
     <w:lvlOverride w:ilvl="8">
       <w:startOverride w:val="4"/>
-    </w:lvlOverride>
-  </w:num>
-  <w:num w:numId="1011">
-    <w:abstractNumId w:val="991"/>
-  </w:num>
-  <w:num w:numId="1012">
-    <w:abstractNumId w:val="99411"/>
-    <w:lvlOverride w:ilvl="0">
-      <w:startOverride w:val="1"/>
-    </w:lvlOverride>
-    <w:lvlOverride w:ilvl="1">
-      <w:startOverride w:val="1"/>
-    </w:lvlOverride>
-    <w:lvlOverride w:ilvl="2">
-      <w:startOverride w:val="1"/>
-    </w:lvlOverride>
-    <w:lvlOverride w:ilvl="3">
-      <w:startOverride w:val="1"/>
-    </w:lvlOverride>
-    <w:lvlOverride w:ilvl="4">
-      <w:startOverride w:val="1"/>
-    </w:lvlOverride>
-    <w:lvlOverride w:ilvl="5">
-      <w:startOverride w:val="1"/>
-    </w:lvlOverride>
-    <w:lvlOverride w:ilvl="6">
-      <w:startOverride w:val="1"/>
-    </w:lvlOverride>
-    <w:lvlOverride w:ilvl="7">
-      <w:startOverride w:val="1"/>
-    </w:lvlOverride>
-    <w:lvlOverride w:ilvl="8">
-      <w:startOverride w:val="1"/>
     </w:lvlOverride>
   </w:num>
   <w:num w:numId="1013">
@@ -6034,6 +7973,72 @@
     <w:lvlOverride w:ilvl="8">
       <w:startOverride w:val="1"/>
     </w:lvlOverride>
+  </w:num>
+  <w:num w:numId="1017">
+    <w:abstractNumId w:val="99411"/>
+    <w:lvlOverride w:ilvl="0">
+      <w:startOverride w:val="1"/>
+    </w:lvlOverride>
+    <w:lvlOverride w:ilvl="1">
+      <w:startOverride w:val="1"/>
+    </w:lvlOverride>
+    <w:lvlOverride w:ilvl="2">
+      <w:startOverride w:val="1"/>
+    </w:lvlOverride>
+    <w:lvlOverride w:ilvl="3">
+      <w:startOverride w:val="1"/>
+    </w:lvlOverride>
+    <w:lvlOverride w:ilvl="4">
+      <w:startOverride w:val="1"/>
+    </w:lvlOverride>
+    <w:lvlOverride w:ilvl="5">
+      <w:startOverride w:val="1"/>
+    </w:lvlOverride>
+    <w:lvlOverride w:ilvl="6">
+      <w:startOverride w:val="1"/>
+    </w:lvlOverride>
+    <w:lvlOverride w:ilvl="7">
+      <w:startOverride w:val="1"/>
+    </w:lvlOverride>
+    <w:lvlOverride w:ilvl="8">
+      <w:startOverride w:val="1"/>
+    </w:lvlOverride>
+  </w:num>
+  <w:num w:numId="1018">
+    <w:abstractNumId w:val="99411"/>
+    <w:lvlOverride w:ilvl="0">
+      <w:startOverride w:val="1"/>
+    </w:lvlOverride>
+    <w:lvlOverride w:ilvl="1">
+      <w:startOverride w:val="1"/>
+    </w:lvlOverride>
+    <w:lvlOverride w:ilvl="2">
+      <w:startOverride w:val="1"/>
+    </w:lvlOverride>
+    <w:lvlOverride w:ilvl="3">
+      <w:startOverride w:val="1"/>
+    </w:lvlOverride>
+    <w:lvlOverride w:ilvl="4">
+      <w:startOverride w:val="1"/>
+    </w:lvlOverride>
+    <w:lvlOverride w:ilvl="5">
+      <w:startOverride w:val="1"/>
+    </w:lvlOverride>
+    <w:lvlOverride w:ilvl="6">
+      <w:startOverride w:val="1"/>
+    </w:lvlOverride>
+    <w:lvlOverride w:ilvl="7">
+      <w:startOverride w:val="1"/>
+    </w:lvlOverride>
+    <w:lvlOverride w:ilvl="8">
+      <w:startOverride w:val="1"/>
+    </w:lvlOverride>
+  </w:num>
+  <w:num w:numId="1019">
+    <w:abstractNumId w:val="991"/>
+  </w:num>
+  <w:num w:numId="1020">
+    <w:abstractNumId w:val="991"/>
   </w:num>
 </w:numbering>
 </file>
